--- a/ABNT_TCCInterWay (10).docx
+++ b/ABNT_TCCInterWay (10).docx
@@ -1,6 +1,6 @@
 
 <file path=word/document.xml><?xml version="1.0" encoding="utf-8"?>
-<w:document xmlns:wpc="http://schemas.microsoft.com/office/word/2010/wordprocessingCanvas" xmlns:cx="http://schemas.microsoft.com/office/drawing/2014/chartex" xmlns:cx1="http://schemas.microsoft.com/office/drawing/2015/9/8/chartex" xmlns:cx2="http://schemas.microsoft.com/office/drawing/2015/10/21/chartex" xmlns:cx3="http://schemas.microsoft.com/office/drawing/2016/5/9/chartex" xmlns:cx4="http://schemas.microsoft.com/office/drawing/2016/5/10/chartex" xmlns:cx5="http://schemas.microsoft.com/office/drawing/2016/5/11/chartex" xmlns:cx6="http://schemas.microsoft.com/office/drawing/2016/5/12/chartex" xmlns:cx7="http://schemas.microsoft.com/office/drawing/2016/5/13/chartex" xmlns:cx8="http://schemas.microsoft.com/office/drawing/2016/5/14/chartex" xmlns:mc="http://schemas.openxmlformats.org/markup-compatibility/2006" xmlns:aink="http://schemas.microsoft.com/office/drawing/2016/ink" xmlns:am3d="http://schemas.microsoft.com/office/drawing/2017/model3d" xmlns:o="urn:schemas-microsoft-com:office:office" xmlns:r="http://schemas.openxmlformats.org/officeDocument/2006/relationships" xmlns:m="http://schemas.openxmlformats.org/officeDocument/2006/math" xmlns:v="urn:schemas-microsoft-com:vml" xmlns:wp14="http://schemas.microsoft.com/office/word/2010/wordprocessingDrawing" xmlns:wp="http://schemas.openxmlformats.org/drawingml/2006/wordprocessingDrawing" xmlns:w10="urn:schemas-microsoft-com:office:word" xmlns:w="http://schemas.openxmlformats.org/wordprocessingml/2006/main" xmlns:w14="http://schemas.microsoft.com/office/word/2010/wordml" xmlns:w15="http://schemas.microsoft.com/office/word/2012/wordml" xmlns:w16cid="http://schemas.microsoft.com/office/word/2016/wordml/cid" xmlns:w16se="http://schemas.microsoft.com/office/word/2015/wordml/symex" xmlns:wpg="http://schemas.microsoft.com/office/word/2010/wordprocessingGroup" xmlns:wpi="http://schemas.microsoft.com/office/word/2010/wordprocessingInk" xmlns:wne="http://schemas.microsoft.com/office/word/2006/wordml" xmlns:wps="http://schemas.microsoft.com/office/word/2010/wordprocessingShape" mc:Ignorable="w14 w15 w16se w16cid wp14">
+<w:document xmlns:wpc="http://schemas.microsoft.com/office/word/2010/wordprocessingCanvas" xmlns:cx="http://schemas.microsoft.com/office/drawing/2014/chartex" xmlns:cx1="http://schemas.microsoft.com/office/drawing/2015/9/8/chartex" xmlns:cx2="http://schemas.microsoft.com/office/drawing/2015/10/21/chartex" xmlns:cx3="http://schemas.microsoft.com/office/drawing/2016/5/9/chartex" xmlns:cx4="http://schemas.microsoft.com/office/drawing/2016/5/10/chartex" xmlns:cx5="http://schemas.microsoft.com/office/drawing/2016/5/11/chartex" xmlns:cx6="http://schemas.microsoft.com/office/drawing/2016/5/12/chartex" xmlns:cx7="http://schemas.microsoft.com/office/drawing/2016/5/13/chartex" xmlns:cx8="http://schemas.microsoft.com/office/drawing/2016/5/14/chartex" xmlns:mc="http://schemas.openxmlformats.org/markup-compatibility/2006" xmlns:aink="http://schemas.microsoft.com/office/drawing/2016/ink" xmlns:am3d="http://schemas.microsoft.com/office/drawing/2017/model3d" xmlns:o="urn:schemas-microsoft-com:office:office" xmlns:oel="http://schemas.microsoft.com/office/2019/extlst" xmlns:r="http://schemas.openxmlformats.org/officeDocument/2006/relationships" xmlns:m="http://schemas.openxmlformats.org/officeDocument/2006/math" xmlns:v="urn:schemas-microsoft-com:vml" xmlns:wp14="http://schemas.microsoft.com/office/word/2010/wordprocessingDrawing" xmlns:wp="http://schemas.openxmlformats.org/drawingml/2006/wordprocessingDrawing" xmlns:w10="urn:schemas-microsoft-com:office:word" xmlns:w="http://schemas.openxmlformats.org/wordprocessingml/2006/main" xmlns:w14="http://schemas.microsoft.com/office/word/2010/wordml" xmlns:w15="http://schemas.microsoft.com/office/word/2012/wordml" xmlns:w16cei="http://schemas.microsoft.com/office/word/2026/wordml/cei" xmlns:w16cex="http://schemas.microsoft.com/office/word/2018/wordml/cex" xmlns:w16cid="http://schemas.microsoft.com/office/word/2016/wordml/cid" xmlns:w16="http://schemas.microsoft.com/office/word/2018/wordml" xmlns:w16du="http://schemas.microsoft.com/office/word/2023/wordml/word16du" xmlns:w16sdtdh="http://schemas.microsoft.com/office/word/2020/wordml/sdtdatahash" xmlns:w16sdtfl="http://schemas.microsoft.com/office/word/2024/wordml/sdtformatlock" xmlns:w16se="http://schemas.microsoft.com/office/word/2015/wordml/symex" xmlns:wpg="http://schemas.microsoft.com/office/word/2010/wordprocessingGroup" xmlns:wpi="http://schemas.microsoft.com/office/word/2010/wordprocessingInk" xmlns:wne="http://schemas.microsoft.com/office/word/2006/wordml" xmlns:wps="http://schemas.microsoft.com/office/word/2010/wordprocessingShape" mc:Ignorable="w14 w15 w16se w16cid w16 w16cex w16sdtdh w16sdtfl w16du wp14">
   <w:body>
     <w:p>
       <w:pPr>
@@ -15,15 +15,7 @@
         <w:pStyle w:val="SemEspaamento"/>
       </w:pPr>
       <w:r>
-        <w:t xml:space="preserve">ETEC </w:t>
-      </w:r>
-      <w:proofErr w:type="spellStart"/>
-      <w:r>
-        <w:t>PROFª</w:t>
-      </w:r>
-      <w:proofErr w:type="spellEnd"/>
-      <w:r>
-        <w:t xml:space="preserve"> MARIA </w:t>
+        <w:t xml:space="preserve">ETEC PROFª MARIA </w:t>
       </w:r>
       <w:commentRangeStart w:id="0"/>
       <w:r>
@@ -72,13 +64,8 @@
         <w:pStyle w:val="SemEspaamento"/>
       </w:pPr>
       <w:r>
-        <w:t xml:space="preserve">Matheus Lima </w:t>
-      </w:r>
-      <w:proofErr w:type="spellStart"/>
-      <w:r>
-        <w:t>Colantuono</w:t>
-      </w:r>
-      <w:proofErr w:type="spellEnd"/>
+        <w:t>Matheus Lima Colantuono</w:t>
+      </w:r>
     </w:p>
     <w:p>
       <w:pPr>
@@ -170,13 +157,8 @@
         <w:pStyle w:val="SemEspaamento"/>
       </w:pPr>
       <w:r>
-        <w:t xml:space="preserve">Matheus Lima </w:t>
-      </w:r>
-      <w:proofErr w:type="spellStart"/>
-      <w:r>
-        <w:t>Colantuono</w:t>
-      </w:r>
-      <w:proofErr w:type="spellEnd"/>
+        <w:t>Matheus Lima Colantuono</w:t>
+      </w:r>
     </w:p>
     <w:p>
       <w:pPr>
@@ -228,33 +210,8 @@
           <w:b w:val="0"/>
           <w:sz w:val="22"/>
         </w:rPr>
-        <w:t xml:space="preserve">Trabalho de Conclusão de curso apresentado ao Curso Técnico em Informática para Internet Integrado ao Ensino Médio da ETEC </w:t>
-      </w:r>
-      <w:proofErr w:type="spellStart"/>
-      <w:r>
-        <w:rPr>
-          <w:b w:val="0"/>
-          <w:sz w:val="22"/>
-        </w:rPr>
-        <w:t>ProfªMaria</w:t>
-      </w:r>
-      <w:proofErr w:type="spellEnd"/>
-      <w:r>
-        <w:rPr>
-          <w:b w:val="0"/>
-          <w:sz w:val="22"/>
-        </w:rPr>
-        <w:t xml:space="preserve"> Cristina Medeiros, orientado pela </w:t>
-      </w:r>
-      <w:proofErr w:type="spellStart"/>
-      <w:r>
-        <w:rPr>
-          <w:b w:val="0"/>
-          <w:sz w:val="22"/>
-        </w:rPr>
-        <w:t>Profª</w:t>
-      </w:r>
-      <w:proofErr w:type="spellEnd"/>
+        <w:t>Trabalho de Conclusão de curso apresentado ao Curso Técnico em Informática para Internet Integrado ao Ensino Médio da ETEC ProfªMaria Cristina Medeiros, orientado pela Profª</w:t>
+      </w:r>
       <w:r>
         <w:rPr>
           <w:b w:val="0"/>
@@ -3576,6 +3533,7 @@
       <w:r>
         <w:t>Problemática</w:t>
       </w:r>
+      <w:bookmarkEnd w:id="2"/>
       <w:commentRangeEnd w:id="3"/>
       <w:r>
         <w:rPr>
@@ -3585,7 +3543,6 @@
         </w:rPr>
         <w:commentReference w:id="3"/>
       </w:r>
-      <w:bookmarkEnd w:id="2"/>
     </w:p>
     <w:p>
       <w:pPr>
@@ -3691,15 +3648,7 @@
         <w:t>e o</w:t>
       </w:r>
       <w:r>
-        <w:t xml:space="preserve"> desenvolvimento da plataforma de intercâmbio </w:t>
-      </w:r>
-      <w:proofErr w:type="spellStart"/>
-      <w:r>
-        <w:t>InterWay</w:t>
-      </w:r>
-      <w:proofErr w:type="spellEnd"/>
-      <w:r>
-        <w:t xml:space="preserve"> justifica-se pela crescente demanda de estudantes do Ensino</w:t>
+        <w:t xml:space="preserve"> desenvolvimento da plataforma de intercâmbio InterWay justifica-se pela crescente demanda de estudantes do Ensino</w:t>
       </w:r>
       <w:r>
         <w:t xml:space="preserve"> Médio e de faculdades; profissionais; pessoas de meia a maior idade; que buscam oportunidades de estudo, trabalho e experiências culturais no exterior</w:t>
@@ -3777,114 +3726,90 @@
         <w:rPr>
           <w:highlight w:val="yellow"/>
         </w:rPr>
-        <w:t>-</w:t>
-      </w:r>
-      <w:proofErr w:type="spellStart"/>
+        <w:t>-F</w:t>
+      </w:r>
       <w:r>
         <w:rPr>
           <w:highlight w:val="yellow"/>
         </w:rPr>
-        <w:t>F</w:t>
+        <w:t>ilice</w:t>
       </w:r>
       <w:r>
         <w:rPr>
           <w:highlight w:val="yellow"/>
         </w:rPr>
-        <w:t>ilice</w:t>
-      </w:r>
-      <w:proofErr w:type="spellEnd"/>
+        <w:t>, 2016).</w:t>
+      </w:r>
+      <w:r>
+        <w:t xml:space="preserve"> </w:t>
+      </w:r>
+      <w:r>
+        <w:t>Dessa forma, a criação de uma plataforma digital voltada para esse segmento tem como objetivo facilitar o acesso às informações, promover maior praticidade e oferecer suporte aos usuários durante todo o processo.</w:t>
+      </w:r>
+    </w:p>
+    <w:p>
+      <w:r>
+        <w:t>Além disso, o InterWay contribui para a inclusão educacional, social e cultural, permitindo que mais pessoas</w:t>
+      </w:r>
+      <w:r>
+        <w:t xml:space="preserve"> tenham acesso a oportunidades internacionais de maneira organizada e segura</w:t>
+      </w:r>
+      <w:r>
+        <w:t xml:space="preserve"> </w:t>
+      </w:r>
       <w:r>
         <w:rPr>
           <w:highlight w:val="yellow"/>
         </w:rPr>
-        <w:t>, 2016).</w:t>
-      </w:r>
-      <w:r>
-        <w:t xml:space="preserve"> </w:t>
-      </w:r>
-      <w:r>
-        <w:t>Dessa forma, a criação de uma plataforma digital voltada para esse segmento tem como objetivo facilitar o acesso às informações, promover maior praticidade e oferecer suporte aos usuários durante todo o processo.</w:t>
-      </w:r>
-    </w:p>
-    <w:p>
-      <w:r>
-        <w:t xml:space="preserve">Além disso, o </w:t>
-      </w:r>
-      <w:proofErr w:type="spellStart"/>
-      <w:r>
-        <w:t>InterWay</w:t>
-      </w:r>
-      <w:proofErr w:type="spellEnd"/>
-      <w:r>
-        <w:t xml:space="preserve"> contribui para a inclusão educacional, social e cultural, permitindo que mais pessoas</w:t>
-      </w:r>
-      <w:r>
-        <w:t xml:space="preserve"> tenham acesso a oportunidades internacionais de maneira organizada e segura</w:t>
-      </w:r>
-      <w:r>
-        <w:t xml:space="preserve"> </w:t>
+        <w:t>(F</w:t>
       </w:r>
       <w:r>
         <w:rPr>
           <w:highlight w:val="yellow"/>
         </w:rPr>
-        <w:t>(F</w:t>
+        <w:t>eltrin</w:t>
       </w:r>
       <w:r>
         <w:rPr>
           <w:highlight w:val="yellow"/>
         </w:rPr>
-        <w:t>eltrin</w:t>
+        <w:t xml:space="preserve">; </w:t>
       </w:r>
       <w:r>
         <w:rPr>
           <w:highlight w:val="yellow"/>
         </w:rPr>
+        <w:t>Santos</w:t>
+      </w:r>
+      <w:r>
+        <w:rPr>
+          <w:highlight w:val="yellow"/>
+        </w:rPr>
         <w:t xml:space="preserve">; </w:t>
       </w:r>
       <w:r>
         <w:rPr>
           <w:highlight w:val="yellow"/>
         </w:rPr>
-        <w:t>Santos</w:t>
+        <w:t>Velho</w:t>
       </w:r>
       <w:r>
         <w:rPr>
           <w:highlight w:val="yellow"/>
         </w:rPr>
-        <w:t xml:space="preserve">; </w:t>
+        <w:t>, 2021)</w:t>
       </w:r>
       <w:r>
         <w:rPr>
           <w:highlight w:val="yellow"/>
         </w:rPr>
-        <w:t>Velho</w:t>
-      </w:r>
-      <w:r>
-        <w:rPr>
-          <w:highlight w:val="yellow"/>
-        </w:rPr>
-        <w:t>, 2021)</w:t>
-      </w:r>
-      <w:r>
-        <w:rPr>
-          <w:highlight w:val="yellow"/>
-        </w:rPr>
         <w:t>.</w:t>
       </w:r>
       <w:r>
         <w:t xml:space="preserve"> A plataforma também busca centralizar serviços, como orientação, cadastro de usuários, acompanhamento de processos e comunicações entre participante</w:t>
       </w:r>
       <w:r>
-        <w:t xml:space="preserve">s e </w:t>
-      </w:r>
-      <w:proofErr w:type="spellStart"/>
-      <w:r>
-        <w:t>ex-intercambistas</w:t>
-      </w:r>
-      <w:proofErr w:type="spellEnd"/>
-      <w:r>
-        <w:t>. Tornando o intercâmbio mais acessível e eficiente</w:t>
+        <w:t>s e ex-intercambistas. Tornando o intercâmbio mais acessível e eficiente</w:t>
       </w:r>
       <w:r>
         <w:t>.</w:t>
@@ -3904,14 +3829,12 @@
         </w:rPr>
         <w:t>(</w:t>
       </w:r>
-      <w:proofErr w:type="spellStart"/>
       <w:r>
         <w:rPr>
           <w:highlight w:val="yellow"/>
         </w:rPr>
         <w:t>Knobel</w:t>
       </w:r>
-      <w:proofErr w:type="spellEnd"/>
       <w:r>
         <w:rPr>
           <w:highlight w:val="yellow"/>
@@ -5033,15 +4956,7 @@
     </w:p>
     <w:p>
       <w:r>
-        <w:t xml:space="preserve">O sistema de informação de uma plataforma de intercâmbio é um ecossistema digital complexo e de multicamadas, projetado para equilibrar velocidade, precisão e segurança. Seu coração é o motor de correspondência de ordens, que processa compras e vendas em milissegundos com arquitetura de </w:t>
-      </w:r>
-      <w:proofErr w:type="spellStart"/>
-      <w:r>
-        <w:t>microsserviços</w:t>
-      </w:r>
-      <w:proofErr w:type="spellEnd"/>
-      <w:r>
-        <w:t>. Esse núcleo é sustentado por uma camada de dados</w:t>
+        <w:t>O sistema de informação de uma plataforma de intercâmbio é um ecossistema digital complexo e de multicamadas, projetado para equilibrar velocidade, precisão e segurança. Seu coração é o motor de correspondência de ordens, que processa compras e vendas em milissegundos com arquitetura de microsserviços. Esse núcleo é sustentado por uma camada de dados</w:t>
       </w:r>
       <w:r>
         <w:t xml:space="preserve"> que gerencia com rigor os saldos, os usuários e o histórico de transações em bancos relacionais.</w:t>
@@ -5112,16 +5027,8 @@
         <w:rPr>
           <w:highlight w:val="yellow"/>
         </w:rPr>
-        <w:t xml:space="preserve">MJV </w:t>
-      </w:r>
-      <w:proofErr w:type="spellStart"/>
-      <w:r>
-        <w:rPr>
-          <w:highlight w:val="yellow"/>
-        </w:rPr>
-        <w:t>Innovation</w:t>
-      </w:r>
-      <w:proofErr w:type="spellEnd"/>
+        <w:t>MJV Innovation</w:t>
+      </w:r>
       <w:r>
         <w:rPr>
           <w:highlight w:val="yellow"/>
@@ -5199,7 +5106,6 @@
         </w:rPr>
         <w:t>(</w:t>
       </w:r>
-      <w:proofErr w:type="spellStart"/>
       <w:r>
         <w:rPr>
           <w:sz w:val="24"/>
@@ -5207,7 +5113,6 @@
         </w:rPr>
         <w:t>Projectool</w:t>
       </w:r>
-      <w:proofErr w:type="spellEnd"/>
       <w:r>
         <w:rPr>
           <w:sz w:val="24"/>
@@ -5239,7 +5144,7 @@
       </w:pPr>
       <w:r>
         <w:drawing>
-          <wp:inline distT="0" distB="0" distL="0" distR="0" wp14:anchorId="5268FABA" wp14:editId="5FD4D619">
+          <wp:inline distT="0" distB="0" distL="0" distR="0" wp14:anchorId="5268FABA" wp14:editId="6BE6196A">
             <wp:extent cx="5760085" cy="8147685"/>
             <wp:effectExtent l="0" t="0" r="0" b="5715"/>
             <wp:docPr id="1820425910" name="Imagem 1"/>
@@ -5337,7 +5242,7 @@
       </w:tblPr>
       <w:tblGrid>
         <w:gridCol w:w="6528"/>
-        <w:gridCol w:w="2162"/>
+        <w:gridCol w:w="1339"/>
       </w:tblGrid>
       <w:tr>
         <w:trPr>
@@ -5862,32 +5767,16 @@
     </w:p>
     <w:p>
       <w:r>
-        <w:t xml:space="preserve">Para compreender melhor as dificuldades enfrentadas por pessoas interessadas em realizar intercâmbio, foi realizada uma pesquisa de campo por </w:t>
-      </w:r>
-      <w:proofErr w:type="gramStart"/>
-      <w:r>
-        <w:t xml:space="preserve">meio </w:t>
+        <w:t xml:space="preserve">Para compreender melhor as dificuldades enfrentadas por pessoas interessadas em realizar intercâmbio, foi realizada uma pesquisa de campo por meio </w:t>
       </w:r>
       <w:r>
         <w:t xml:space="preserve"> </w:t>
       </w:r>
       <w:r>
-        <w:t>da</w:t>
-      </w:r>
-      <w:proofErr w:type="gramEnd"/>
-      <w:r>
-        <w:t xml:space="preserve"> aplicação de um questionário. O instrumento buscou identificar as principais dúvidas, necessidades e dificuldades dos participantes relacionadas à busca por informações, custos, documentação, idiomas e escolhas de programas de intercâmbio</w:t>
-      </w:r>
-      <w:r>
-        <w:t xml:space="preserve">. Os resultados obtidos contribuíram para compreender o perfil e as necessidades dos potenciais usuários, servindo como referência para o desenvolvimento da plataforma </w:t>
-      </w:r>
-      <w:proofErr w:type="spellStart"/>
-      <w:r>
-        <w:t>InterWay</w:t>
-      </w:r>
-      <w:proofErr w:type="spellEnd"/>
-      <w:r>
-        <w:t xml:space="preserve"> e para a definição de suas principais funcionalidades.</w:t>
+        <w:t>da aplicação de um questionário. O instrumento buscou identificar as principais dúvidas, necessidades e dificuldades dos participantes relacionadas à busca por informações, custos, documentação, idiomas e escolhas de programas de intercâmbio</w:t>
+      </w:r>
+      <w:r>
+        <w:t>. Os resultados obtidos contribuíram para compreender o perfil e as necessidades dos potenciais usuários, servindo como referência para o desenvolvimento da plataforma InterWay e para a definição de suas principais funcionalidades.</w:t>
       </w:r>
     </w:p>
     <w:p>
@@ -7667,15 +7556,7 @@
         <w:ind w:firstLine="0"/>
       </w:pPr>
       <w:r>
-        <w:t xml:space="preserve">No gráfico 10 é mostrado que a maioria das pessoas que responderam </w:t>
-      </w:r>
-      <w:proofErr w:type="spellStart"/>
-      <w:r>
-        <w:t>a</w:t>
-      </w:r>
-      <w:proofErr w:type="spellEnd"/>
-      <w:r>
-        <w:t xml:space="preserve"> pesquisa de campo acham necessário que haja uma plataforma de apoio a intercambistas.</w:t>
+        <w:t>No gráfico 10 é mostrado que a maioria das pessoas que responderam a pesquisa de campo acham necessário que haja uma plataforma de apoio a intercambistas.</w:t>
       </w:r>
     </w:p>
     <w:p>
@@ -8417,15 +8298,7 @@
         <w:t xml:space="preserve"> (ou Círculo Dourado) é uma metodologia de liderança e comunicação criada por </w:t>
       </w:r>
       <w:r>
-        <w:t xml:space="preserve">Simon </w:t>
-      </w:r>
-      <w:proofErr w:type="spellStart"/>
-      <w:r>
-        <w:t>Snik</w:t>
-      </w:r>
-      <w:proofErr w:type="spellEnd"/>
-      <w:r>
-        <w:t xml:space="preserve">. </w:t>
+        <w:t xml:space="preserve">Simon Snik. </w:t>
       </w:r>
       <w:r>
         <w:t>Ele propõe que empresas e líderes de sucesso pensem, ajam e comuniquem de dentro para fora, focando primeiro no propósito ("porquê") em vez de apenas nos produtos ("o quê").</w:t>
@@ -8762,23 +8635,7 @@
     </w:p>
     <w:p>
       <w:r>
-        <w:t xml:space="preserve">Um caso de uso explica como os usuários interagem com um produto ou sistema. Ele descreve o fluxo das entradas do usuário, estabelecendo caminhos bem-sucedidos e </w:t>
-      </w:r>
-      <w:proofErr w:type="spellStart"/>
-      <w:r>
-        <w:t>mal-sucedidos</w:t>
-      </w:r>
-      <w:proofErr w:type="spellEnd"/>
-      <w:r>
-        <w:t xml:space="preserve"> para atingir os objetivos. Isso permite que as equipes de produto entendam melhor o que um sistema faz, como ele se e por que ocorrem erros (</w:t>
-      </w:r>
-      <w:proofErr w:type="spellStart"/>
-      <w:r>
-        <w:t>Figma</w:t>
-      </w:r>
-      <w:proofErr w:type="spellEnd"/>
-      <w:r>
-        <w:t>).</w:t>
+        <w:t>Um caso de uso explica como os usuários interagem com um produto ou sistema. Ele descreve o fluxo das entradas do usuário, estabelecendo caminhos bem-sucedidos e mal-sucedidos para atingir os objetivos. Isso permite que as equipes de produto entendam melhor o que um sistema faz, como ele se e por que ocorrem erros (Figma).</w:t>
       </w:r>
     </w:p>
     <w:p>
@@ -9187,21 +9044,43 @@
         </w:rPr>
         <w:br w:type="page"/>
       </w:r>
-      <w:r>
-        <w:rPr>
-          <w:sz w:val="20"/>
-          <w:szCs w:val="20"/>
-        </w:rPr>
-        <w:lastRenderedPageBreak/>
-        <w:br w:type="page"/>
-      </w:r>
-      <w:r>
-        <w:rPr>
-          <w:noProof/>
-          <w:sz w:val="20"/>
-          <w:szCs w:val="20"/>
-        </w:rPr>
-        <w:lastRenderedPageBreak/>
+    </w:p>
+    <w:p>
+      <w:pPr>
+        <w:spacing w:after="160" w:line="259" w:lineRule="auto"/>
+        <w:ind w:firstLine="0"/>
+        <w:jc w:val="center"/>
+        <w:rPr>
+          <w:sz w:val="20"/>
+          <w:szCs w:val="20"/>
+        </w:rPr>
+      </w:pPr>
+    </w:p>
+    <w:p>
+      <w:pPr>
+        <w:tabs>
+          <w:tab w:val="left" w:pos="2715"/>
+        </w:tabs>
+        <w:spacing w:after="160" w:line="259" w:lineRule="auto"/>
+        <w:ind w:firstLine="0"/>
+        <w:rPr>
+          <w:sz w:val="20"/>
+          <w:szCs w:val="20"/>
+        </w:rPr>
+      </w:pPr>
+      <w:r>
+        <w:rPr>
+          <w:sz w:val="20"/>
+          <w:szCs w:val="20"/>
+        </w:rPr>
+        <w:tab/>
+      </w:r>
+      <w:r>
+        <w:rPr>
+          <w:noProof/>
+          <w:sz w:val="20"/>
+          <w:szCs w:val="20"/>
+        </w:rPr>
         <w:drawing>
           <wp:anchor distT="0" distB="0" distL="114300" distR="114300" simplePos="0" relativeHeight="251674112" behindDoc="0" locked="0" layoutInCell="1" allowOverlap="1" wp14:anchorId="3D2D74B8" wp14:editId="795922BA">
             <wp:simplePos x="0" y="0"/>
@@ -9415,17 +9294,33 @@
       <w:pPr>
         <w:spacing w:after="160" w:line="259" w:lineRule="auto"/>
         <w:ind w:firstLine="0"/>
+        <w:jc w:val="center"/>
+        <w:rPr>
+          <w:sz w:val="20"/>
+          <w:szCs w:val="20"/>
+        </w:rPr>
+      </w:pPr>
+      <w:r>
+        <w:rPr>
+          <w:sz w:val="20"/>
+          <w:szCs w:val="20"/>
+        </w:rPr>
+        <w:t>Fonte: Os autores, 2026</w:t>
+      </w:r>
+    </w:p>
+    <w:p>
+      <w:pPr>
+        <w:spacing w:after="160" w:line="259" w:lineRule="auto"/>
+        <w:ind w:firstLine="0"/>
         <w:jc w:val="left"/>
-        <w:rPr>
-          <w:sz w:val="20"/>
-          <w:szCs w:val="20"/>
-        </w:rPr>
       </w:pPr>
       <w:r>
         <w:br w:type="page"/>
       </w:r>
-      <w:bookmarkStart w:id="36" w:name="_GoBack"/>
-      <w:bookmarkEnd w:id="36"/>
+      <w:r>
+        <w:lastRenderedPageBreak/>
+        <w:br w:type="page"/>
+      </w:r>
     </w:p>
     <w:p>
       <w:pPr>
@@ -9447,11 +9342,11 @@
         </w:numPr>
         <w:ind w:left="709" w:hanging="709"/>
       </w:pPr>
-      <w:bookmarkStart w:id="37" w:name="_Toc238206533"/>
+      <w:bookmarkStart w:id="36" w:name="_Toc238206533"/>
       <w:r>
         <w:t>REFERÊNCIAS</w:t>
       </w:r>
-      <w:bookmarkEnd w:id="37"/>
+      <w:bookmarkEnd w:id="36"/>
     </w:p>
     <w:p>
       <w:pPr>
@@ -9620,42 +9515,8 @@
           <w:sz w:val="27"/>
           <w:szCs w:val="27"/>
         </w:rPr>
-        <w:t xml:space="preserve">Imersão Design </w:t>
-      </w:r>
-      <w:proofErr w:type="spellStart"/>
-      <w:r>
-        <w:rPr>
-          <w:rFonts w:asciiTheme="minorHAnsi" w:eastAsiaTheme="minorEastAsia" w:hAnsiTheme="minorHAnsi" w:cstheme="minorBidi"/>
-          <w:b/>
-          <w:bCs/>
-          <w:sz w:val="27"/>
-          <w:szCs w:val="27"/>
-        </w:rPr>
-        <w:t>Thinking</w:t>
-      </w:r>
-      <w:proofErr w:type="spellEnd"/>
-      <w:r>
-        <w:rPr>
-          <w:rFonts w:asciiTheme="minorHAnsi" w:eastAsiaTheme="minorEastAsia" w:hAnsiTheme="minorHAnsi" w:cstheme="minorBidi"/>
-          <w:b/>
-          <w:bCs/>
-          <w:sz w:val="27"/>
-          <w:szCs w:val="27"/>
-        </w:rPr>
-        <w:t xml:space="preserve">: como funciona essa </w:t>
-      </w:r>
-      <w:proofErr w:type="gramStart"/>
-      <w:r>
-        <w:rPr>
-          <w:rFonts w:asciiTheme="minorHAnsi" w:eastAsiaTheme="minorEastAsia" w:hAnsiTheme="minorHAnsi" w:cstheme="minorBidi"/>
-          <w:b/>
-          <w:bCs/>
-          <w:sz w:val="27"/>
-          <w:szCs w:val="27"/>
-        </w:rPr>
-        <w:t>fase?.</w:t>
-      </w:r>
-      <w:proofErr w:type="gramEnd"/>
+        <w:t>Imersão Design Thinking: como funciona essa fase?.</w:t>
+      </w:r>
       <w:r>
         <w:rPr>
           <w:rFonts w:asciiTheme="minorHAnsi" w:eastAsiaTheme="minorEastAsia" w:hAnsiTheme="minorHAnsi" w:cstheme="minorBidi"/>
@@ -9681,7 +9542,31 @@
           <w:sz w:val="27"/>
           <w:szCs w:val="27"/>
         </w:rPr>
-        <w:t>. Acesso em: 14/06/2026</w:t>
+        <w:t>. Acesso em: 14</w:t>
+      </w:r>
+      <w:r>
+        <w:rPr>
+          <w:rFonts w:asciiTheme="minorHAnsi" w:eastAsiaTheme="minorEastAsia" w:hAnsiTheme="minorHAnsi" w:cstheme="minorBidi"/>
+          <w:sz w:val="27"/>
+          <w:szCs w:val="27"/>
+        </w:rPr>
+        <w:t xml:space="preserve"> jun. </w:t>
+      </w:r>
+      <w:r>
+        <w:rPr>
+          <w:rFonts w:asciiTheme="minorHAnsi" w:eastAsiaTheme="minorEastAsia" w:hAnsiTheme="minorHAnsi" w:cstheme="minorBidi"/>
+          <w:sz w:val="27"/>
+          <w:szCs w:val="27"/>
+        </w:rPr>
+        <w:t>2026</w:t>
+      </w:r>
+      <w:r>
+        <w:rPr>
+          <w:rFonts w:asciiTheme="minorHAnsi" w:eastAsiaTheme="minorEastAsia" w:hAnsiTheme="minorHAnsi" w:cstheme="minorBidi"/>
+          <w:sz w:val="27"/>
+          <w:szCs w:val="27"/>
+        </w:rPr>
+        <w:t>.</w:t>
       </w:r>
     </w:p>
     <w:p>
@@ -9740,9 +9625,17 @@
             <w:sz w:val="27"/>
             <w:szCs w:val="27"/>
           </w:rPr>
-          <w:t>https://www.gov.br/pf/pt-br/assuntos/imigracao/autorizacao-residencia/autorizacao-de-residencia-para-fins-de-estudo . Acesso em 17/06/2026</w:t>
+          <w:t>https://www.gov.br/pf/pt-br/assuntos/imigracao/autorizacao-residencia/autorizacao-de-residencia-para-fins-de-estudo  Acesso em 17 jun. 2026</w:t>
         </w:r>
       </w:hyperlink>
+      <w:r>
+        <w:rPr>
+          <w:rFonts w:asciiTheme="minorHAnsi" w:eastAsiaTheme="minorEastAsia" w:hAnsiTheme="minorHAnsi" w:cstheme="minorBidi"/>
+          <w:sz w:val="27"/>
+          <w:szCs w:val="27"/>
+        </w:rPr>
+        <w:t>.</w:t>
+      </w:r>
     </w:p>
     <w:p>
       <w:pPr>
@@ -9834,7 +9727,31 @@
           <w:sz w:val="27"/>
           <w:szCs w:val="27"/>
         </w:rPr>
-        <w:t xml:space="preserve"> Acesso em: 17/06/2026</w:t>
+        <w:t xml:space="preserve"> Acesso em: 1</w:t>
+      </w:r>
+      <w:r>
+        <w:rPr>
+          <w:rFonts w:asciiTheme="minorHAnsi" w:eastAsiaTheme="minorEastAsia" w:hAnsiTheme="minorHAnsi" w:cstheme="minorBidi"/>
+          <w:sz w:val="27"/>
+          <w:szCs w:val="27"/>
+        </w:rPr>
+        <w:t xml:space="preserve">7 jun. </w:t>
+      </w:r>
+      <w:r>
+        <w:rPr>
+          <w:rFonts w:asciiTheme="minorHAnsi" w:eastAsiaTheme="minorEastAsia" w:hAnsiTheme="minorHAnsi" w:cstheme="minorBidi"/>
+          <w:sz w:val="27"/>
+          <w:szCs w:val="27"/>
+        </w:rPr>
+        <w:t>2026</w:t>
+      </w:r>
+      <w:r>
+        <w:rPr>
+          <w:rFonts w:asciiTheme="minorHAnsi" w:eastAsiaTheme="minorEastAsia" w:hAnsiTheme="minorHAnsi" w:cstheme="minorBidi"/>
+          <w:sz w:val="27"/>
+          <w:szCs w:val="27"/>
+        </w:rPr>
+        <w:t>.</w:t>
       </w:r>
     </w:p>
     <w:p>
@@ -9944,9 +9861,8 @@
           <w:sz w:val="27"/>
           <w:szCs w:val="27"/>
         </w:rPr>
-        <w:t xml:space="preserve">Intercâmbio internacional: O que </w:t>
-      </w:r>
-      <w:proofErr w:type="gramStart"/>
+        <w:t>Intercâmbio internacional: O que é?</w:t>
+      </w:r>
       <w:r>
         <w:rPr>
           <w:rFonts w:ascii="Calibri" w:hAnsi="Calibri"/>
@@ -9956,30 +9872,7 @@
           <w:sz w:val="27"/>
           <w:szCs w:val="27"/>
         </w:rPr>
-        <w:t>é?</w:t>
-      </w:r>
-      <w:r>
-        <w:rPr>
-          <w:rFonts w:ascii="Calibri" w:hAnsi="Calibri"/>
-          <w:b/>
-          <w:bCs/>
-          <w:color w:val="000000" w:themeColor="text1"/>
-          <w:sz w:val="27"/>
-          <w:szCs w:val="27"/>
-        </w:rPr>
-        <w:t>.</w:t>
-      </w:r>
-      <w:proofErr w:type="gramEnd"/>
-      <w:r>
-        <w:rPr>
-          <w:rFonts w:ascii="Calibri" w:hAnsi="Calibri"/>
-          <w:b/>
-          <w:bCs/>
-          <w:color w:val="000000" w:themeColor="text1"/>
-          <w:sz w:val="27"/>
-          <w:szCs w:val="27"/>
-        </w:rPr>
-        <w:t xml:space="preserve"> </w:t>
+        <w:t xml:space="preserve">. </w:t>
       </w:r>
       <w:r>
         <w:rPr>
@@ -10111,7 +10004,31 @@
           <w:sz w:val="27"/>
           <w:szCs w:val="27"/>
         </w:rPr>
-        <w:t>12/08/2026</w:t>
+        <w:t>12</w:t>
+      </w:r>
+      <w:r>
+        <w:rPr>
+          <w:rFonts w:asciiTheme="minorHAnsi" w:eastAsiaTheme="minorEastAsia" w:hAnsiTheme="minorHAnsi" w:cstheme="minorBidi"/>
+          <w:sz w:val="27"/>
+          <w:szCs w:val="27"/>
+        </w:rPr>
+        <w:t xml:space="preserve"> ago. </w:t>
+      </w:r>
+      <w:r>
+        <w:rPr>
+          <w:rFonts w:asciiTheme="minorHAnsi" w:eastAsiaTheme="minorEastAsia" w:hAnsiTheme="minorHAnsi" w:cstheme="minorBidi"/>
+          <w:sz w:val="27"/>
+          <w:szCs w:val="27"/>
+        </w:rPr>
+        <w:t>2026</w:t>
+      </w:r>
+      <w:r>
+        <w:rPr>
+          <w:rFonts w:asciiTheme="minorHAnsi" w:eastAsiaTheme="minorEastAsia" w:hAnsiTheme="minorHAnsi" w:cstheme="minorBidi"/>
+          <w:sz w:val="27"/>
+          <w:szCs w:val="27"/>
+        </w:rPr>
+        <w:t>.</w:t>
       </w:r>
     </w:p>
     <w:p>
@@ -10145,18 +10062,7 @@
           <w:sz w:val="27"/>
           <w:szCs w:val="27"/>
         </w:rPr>
-        <w:t xml:space="preserve">Quais são os tipos de </w:t>
-      </w:r>
-      <w:proofErr w:type="gramStart"/>
-      <w:r>
-        <w:rPr>
-          <w:rFonts w:ascii="Calibri" w:hAnsi="Calibri" w:cs="Calibri"/>
-          <w:b/>
-          <w:color w:val="000000"/>
-          <w:sz w:val="27"/>
-          <w:szCs w:val="27"/>
-        </w:rPr>
-        <w:t>intercâmbio?</w:t>
+        <w:t>Quais são os tipos de intercâmbio?</w:t>
       </w:r>
       <w:r>
         <w:rPr>
@@ -10165,17 +10071,7 @@
           <w:sz w:val="27"/>
           <w:szCs w:val="27"/>
         </w:rPr>
-        <w:t>.</w:t>
-      </w:r>
-      <w:proofErr w:type="gramEnd"/>
-      <w:r>
-        <w:rPr>
-          <w:rFonts w:ascii="Calibri" w:hAnsi="Calibri" w:cs="Calibri"/>
-          <w:color w:val="000000"/>
-          <w:sz w:val="27"/>
-          <w:szCs w:val="27"/>
-        </w:rPr>
-        <w:t xml:space="preserve"> Disponível em: </w:t>
+        <w:t xml:space="preserve">. Disponível em: </w:t>
       </w:r>
       <w:hyperlink r:id="rId45" w:history="1">
         <w:r>
@@ -10216,7 +10112,7 @@
           <w:sz w:val="27"/>
           <w:szCs w:val="27"/>
         </w:rPr>
-        <w:t>/0</w:t>
+        <w:t xml:space="preserve"> ago. </w:t>
       </w:r>
       <w:r>
         <w:rPr>
@@ -10225,7 +10121,7 @@
           <w:sz w:val="27"/>
           <w:szCs w:val="27"/>
         </w:rPr>
-        <w:t>8</w:t>
+        <w:t>2026</w:t>
       </w:r>
       <w:r>
         <w:rPr>
@@ -10234,7 +10130,7 @@
           <w:sz w:val="27"/>
           <w:szCs w:val="27"/>
         </w:rPr>
-        <w:t>/2026</w:t>
+        <w:t>.</w:t>
       </w:r>
       <w:r>
         <w:rPr>
@@ -10333,7 +10229,7 @@
           <w:sz w:val="27"/>
           <w:szCs w:val="27"/>
         </w:rPr>
-        <w:t>/0</w:t>
+        <w:t xml:space="preserve"> ago. </w:t>
       </w:r>
       <w:r>
         <w:rPr>
@@ -10341,7 +10237,7 @@
           <w:sz w:val="27"/>
           <w:szCs w:val="27"/>
         </w:rPr>
-        <w:t>8</w:t>
+        <w:t>2026</w:t>
       </w:r>
       <w:r>
         <w:rPr>
@@ -10349,7 +10245,7 @@
           <w:sz w:val="27"/>
           <w:szCs w:val="27"/>
         </w:rPr>
-        <w:t>/2026</w:t>
+        <w:t>.</w:t>
       </w:r>
     </w:p>
     <w:p>
@@ -10434,7 +10330,7 @@
           <w:sz w:val="27"/>
           <w:szCs w:val="27"/>
         </w:rPr>
-        <w:t>/0</w:t>
+        <w:t xml:space="preserve"> ago. </w:t>
       </w:r>
       <w:r>
         <w:rPr>
@@ -10442,7 +10338,7 @@
           <w:sz w:val="27"/>
           <w:szCs w:val="27"/>
         </w:rPr>
-        <w:t>8</w:t>
+        <w:t>2026</w:t>
       </w:r>
       <w:r>
         <w:rPr>
@@ -10450,7 +10346,7 @@
           <w:sz w:val="27"/>
           <w:szCs w:val="27"/>
         </w:rPr>
-        <w:t>/2026</w:t>
+        <w:t>.</w:t>
       </w:r>
     </w:p>
     <w:p>
@@ -10479,9 +10375,8 @@
           <w:sz w:val="27"/>
           <w:szCs w:val="27"/>
         </w:rPr>
-        <w:t xml:space="preserve">Como se candidatar às vagas de </w:t>
-      </w:r>
-      <w:proofErr w:type="gramStart"/>
+        <w:t>Como se candidatar às vagas de intercâmbio?</w:t>
+      </w:r>
       <w:r>
         <w:rPr>
           <w:rFonts w:asciiTheme="minorHAnsi" w:eastAsiaTheme="minorEastAsia" w:hAnsiTheme="minorHAnsi" w:cstheme="minorBidi"/>
@@ -10490,28 +10385,7 @@
           <w:sz w:val="27"/>
           <w:szCs w:val="27"/>
         </w:rPr>
-        <w:t>intercâmbio?</w:t>
-      </w:r>
-      <w:r>
-        <w:rPr>
-          <w:rFonts w:asciiTheme="minorHAnsi" w:eastAsiaTheme="minorEastAsia" w:hAnsiTheme="minorHAnsi" w:cstheme="minorBidi"/>
-          <w:b/>
-          <w:bCs/>
-          <w:sz w:val="27"/>
-          <w:szCs w:val="27"/>
-        </w:rPr>
-        <w:t>.</w:t>
-      </w:r>
-      <w:proofErr w:type="gramEnd"/>
-      <w:r>
-        <w:rPr>
-          <w:rFonts w:asciiTheme="minorHAnsi" w:eastAsiaTheme="minorEastAsia" w:hAnsiTheme="minorHAnsi" w:cstheme="minorBidi"/>
-          <w:b/>
-          <w:bCs/>
-          <w:sz w:val="27"/>
-          <w:szCs w:val="27"/>
-        </w:rPr>
-        <w:t xml:space="preserve"> </w:t>
+        <w:t xml:space="preserve">. </w:t>
       </w:r>
       <w:r>
         <w:rPr>
@@ -10548,18 +10422,45 @@
           <w:sz w:val="27"/>
           <w:szCs w:val="27"/>
         </w:rPr>
-        <w:t>Acesso em: 14/08/2026</w:t>
-      </w:r>
-    </w:p>
-    <w:p>
-      <w:pPr>
-        <w:pStyle w:val="NormalWeb"/>
+        <w:t>Acesso em: 14</w:t>
+      </w:r>
+      <w:r>
         <w:rPr>
           <w:rFonts w:ascii="Calibri" w:hAnsi="Calibri" w:cs="Calibri"/>
           <w:color w:val="000000"/>
           <w:sz w:val="27"/>
           <w:szCs w:val="27"/>
         </w:rPr>
+        <w:t xml:space="preserve"> ago. </w:t>
+      </w:r>
+      <w:r>
+        <w:rPr>
+          <w:rFonts w:ascii="Calibri" w:hAnsi="Calibri" w:cs="Calibri"/>
+          <w:color w:val="000000"/>
+          <w:sz w:val="27"/>
+          <w:szCs w:val="27"/>
+        </w:rPr>
+        <w:t>2026</w:t>
+      </w:r>
+      <w:r>
+        <w:rPr>
+          <w:rFonts w:ascii="Calibri" w:hAnsi="Calibri" w:cs="Calibri"/>
+          <w:color w:val="000000"/>
+          <w:sz w:val="27"/>
+          <w:szCs w:val="27"/>
+        </w:rPr>
+        <w:t>.</w:t>
+      </w:r>
+    </w:p>
+    <w:p>
+      <w:pPr>
+        <w:pStyle w:val="NormalWeb"/>
+        <w:rPr>
+          <w:rFonts w:ascii="Calibri" w:hAnsi="Calibri" w:cs="Calibri"/>
+          <w:color w:val="000000"/>
+          <w:sz w:val="27"/>
+          <w:szCs w:val="27"/>
+        </w:rPr>
       </w:pPr>
       <w:r>
         <w:rPr>
@@ -10577,9 +10478,8 @@
           <w:sz w:val="27"/>
           <w:szCs w:val="27"/>
         </w:rPr>
-        <w:t xml:space="preserve">O que é e como fazer um mapa de </w:t>
-      </w:r>
-      <w:proofErr w:type="gramStart"/>
+        <w:t>O que é e como fazer um mapa de empatia</w:t>
+      </w:r>
       <w:r>
         <w:rPr>
           <w:rFonts w:asciiTheme="minorHAnsi" w:eastAsiaTheme="minorEastAsia" w:hAnsiTheme="minorHAnsi" w:cstheme="minorBidi"/>
@@ -10588,7 +10488,7 @@
           <w:sz w:val="27"/>
           <w:szCs w:val="27"/>
         </w:rPr>
-        <w:t>empatia</w:t>
+        <w:t>?</w:t>
       </w:r>
       <w:r>
         <w:rPr>
@@ -10598,28 +10498,7 @@
           <w:sz w:val="27"/>
           <w:szCs w:val="27"/>
         </w:rPr>
-        <w:t>?</w:t>
-      </w:r>
-      <w:r>
-        <w:rPr>
-          <w:rFonts w:asciiTheme="minorHAnsi" w:eastAsiaTheme="minorEastAsia" w:hAnsiTheme="minorHAnsi" w:cstheme="minorBidi"/>
-          <w:b/>
-          <w:bCs/>
-          <w:sz w:val="27"/>
-          <w:szCs w:val="27"/>
-        </w:rPr>
-        <w:t>.</w:t>
-      </w:r>
-      <w:proofErr w:type="gramEnd"/>
-      <w:r>
-        <w:rPr>
-          <w:rFonts w:asciiTheme="minorHAnsi" w:eastAsiaTheme="minorEastAsia" w:hAnsiTheme="minorHAnsi" w:cstheme="minorBidi"/>
-          <w:b/>
-          <w:bCs/>
-          <w:sz w:val="27"/>
-          <w:szCs w:val="27"/>
-        </w:rPr>
-        <w:t xml:space="preserve"> </w:t>
+        <w:t xml:space="preserve">. </w:t>
       </w:r>
       <w:r>
         <w:rPr>
@@ -10656,18 +10535,45 @@
           <w:sz w:val="27"/>
           <w:szCs w:val="27"/>
         </w:rPr>
-        <w:t>Acesso em: 18/08/2026</w:t>
-      </w:r>
-    </w:p>
-    <w:p>
-      <w:pPr>
-        <w:pStyle w:val="NormalWeb"/>
+        <w:t>Acesso em: 18</w:t>
+      </w:r>
+      <w:r>
         <w:rPr>
           <w:rFonts w:ascii="Calibri" w:hAnsi="Calibri" w:cs="Calibri"/>
           <w:color w:val="000000"/>
           <w:sz w:val="27"/>
           <w:szCs w:val="27"/>
         </w:rPr>
+        <w:t xml:space="preserve"> ago. </w:t>
+      </w:r>
+      <w:r>
+        <w:rPr>
+          <w:rFonts w:ascii="Calibri" w:hAnsi="Calibri" w:cs="Calibri"/>
+          <w:color w:val="000000"/>
+          <w:sz w:val="27"/>
+          <w:szCs w:val="27"/>
+        </w:rPr>
+        <w:t>2026</w:t>
+      </w:r>
+      <w:r>
+        <w:rPr>
+          <w:rFonts w:ascii="Calibri" w:hAnsi="Calibri" w:cs="Calibri"/>
+          <w:color w:val="000000"/>
+          <w:sz w:val="27"/>
+          <w:szCs w:val="27"/>
+        </w:rPr>
+        <w:t>.</w:t>
+      </w:r>
+    </w:p>
+    <w:p>
+      <w:pPr>
+        <w:pStyle w:val="NormalWeb"/>
+        <w:rPr>
+          <w:rFonts w:ascii="Calibri" w:hAnsi="Calibri" w:cs="Calibri"/>
+          <w:color w:val="000000"/>
+          <w:sz w:val="27"/>
+          <w:szCs w:val="27"/>
+        </w:rPr>
       </w:pPr>
       <w:r>
         <w:rPr>
@@ -10685,9 +10591,8 @@
           <w:sz w:val="27"/>
           <w:szCs w:val="27"/>
         </w:rPr>
-        <w:t xml:space="preserve">O que é </w:t>
-      </w:r>
-      <w:proofErr w:type="gramStart"/>
+        <w:t xml:space="preserve">O que é brainstorming </w:t>
+      </w:r>
       <w:r>
         <w:rPr>
           <w:rFonts w:asciiTheme="minorHAnsi" w:eastAsiaTheme="minorEastAsia" w:hAnsiTheme="minorHAnsi" w:cstheme="minorBidi"/>
@@ -10696,19 +10601,8 @@
           <w:sz w:val="27"/>
           <w:szCs w:val="27"/>
         </w:rPr>
-        <w:t xml:space="preserve">brainstorming </w:t>
-      </w:r>
-      <w:r>
-        <w:rPr>
-          <w:rFonts w:asciiTheme="minorHAnsi" w:eastAsiaTheme="minorEastAsia" w:hAnsiTheme="minorHAnsi" w:cstheme="minorBidi"/>
-          <w:b/>
-          <w:bCs/>
-          <w:sz w:val="27"/>
-          <w:szCs w:val="27"/>
-        </w:rPr>
         <w:t>?</w:t>
       </w:r>
-      <w:proofErr w:type="gramEnd"/>
       <w:r>
         <w:rPr>
           <w:rFonts w:asciiTheme="minorHAnsi" w:eastAsiaTheme="minorEastAsia" w:hAnsiTheme="minorHAnsi" w:cstheme="minorBidi"/>
@@ -10754,18 +10648,44 @@
           <w:sz w:val="27"/>
           <w:szCs w:val="27"/>
         </w:rPr>
-        <w:t>Acesso em: 19/08/2026</w:t>
-      </w:r>
-    </w:p>
-    <w:p>
-      <w:pPr>
-        <w:pStyle w:val="NormalWeb"/>
+        <w:t>Acesso em: 19</w:t>
+      </w:r>
+      <w:r>
         <w:rPr>
           <w:rFonts w:ascii="Calibri" w:hAnsi="Calibri" w:cs="Calibri"/>
           <w:color w:val="000000"/>
           <w:sz w:val="27"/>
           <w:szCs w:val="27"/>
         </w:rPr>
+        <w:t xml:space="preserve"> ago. </w:t>
+      </w:r>
+      <w:r>
+        <w:rPr>
+          <w:rFonts w:ascii="Calibri" w:hAnsi="Calibri" w:cs="Calibri"/>
+          <w:color w:val="000000"/>
+          <w:sz w:val="27"/>
+          <w:szCs w:val="27"/>
+        </w:rPr>
+        <w:t>2026</w:t>
+      </w:r>
+      <w:r>
+        <w:rPr>
+          <w:rFonts w:ascii="Calibri" w:hAnsi="Calibri" w:cs="Calibri"/>
+          <w:color w:val="000000"/>
+          <w:sz w:val="27"/>
+          <w:szCs w:val="27"/>
+        </w:rPr>
+        <w:t>.</w:t>
+      </w:r>
+    </w:p>
+    <w:p>
+      <w:pPr>
+        <w:pStyle w:val="NormalWeb"/>
+        <w:rPr>
+          <w:rFonts w:asciiTheme="minorHAnsi" w:hAnsiTheme="minorHAnsi" w:cstheme="minorHAnsi"/>
+          <w:sz w:val="27"/>
+          <w:szCs w:val="27"/>
+        </w:rPr>
       </w:pPr>
       <w:r>
         <w:rPr>
@@ -10783,29 +10703,7 @@
           <w:sz w:val="27"/>
           <w:szCs w:val="27"/>
         </w:rPr>
-        <w:t xml:space="preserve">Design </w:t>
-      </w:r>
-      <w:proofErr w:type="spellStart"/>
-      <w:r>
-        <w:rPr>
-          <w:rFonts w:asciiTheme="minorHAnsi" w:eastAsiaTheme="minorEastAsia" w:hAnsiTheme="minorHAnsi" w:cstheme="minorBidi"/>
-          <w:b/>
-          <w:bCs/>
-          <w:sz w:val="27"/>
-          <w:szCs w:val="27"/>
-        </w:rPr>
-        <w:t>Thinking</w:t>
-      </w:r>
-      <w:proofErr w:type="spellEnd"/>
-      <w:r>
-        <w:rPr>
-          <w:rFonts w:asciiTheme="minorHAnsi" w:eastAsiaTheme="minorEastAsia" w:hAnsiTheme="minorHAnsi" w:cstheme="minorBidi"/>
-          <w:b/>
-          <w:bCs/>
-          <w:sz w:val="27"/>
-          <w:szCs w:val="27"/>
-        </w:rPr>
-        <w:t xml:space="preserve">. </w:t>
+        <w:t xml:space="preserve">Design Thinking. </w:t>
       </w:r>
       <w:r>
         <w:rPr>
@@ -10842,7 +10740,34 @@
           <w:sz w:val="27"/>
           <w:szCs w:val="27"/>
         </w:rPr>
-        <w:t>Acesso em: 19/08/2026</w:t>
+        <w:t>Acesso em: 19</w:t>
+      </w:r>
+      <w:r>
+        <w:rPr>
+          <w:rFonts w:ascii="Calibri" w:hAnsi="Calibri" w:cs="Calibri"/>
+          <w:color w:val="000000"/>
+          <w:sz w:val="27"/>
+          <w:szCs w:val="27"/>
+        </w:rPr>
+        <w:t xml:space="preserve"> ago. </w:t>
+      </w:r>
+      <w:r>
+        <w:rPr>
+          <w:rFonts w:ascii="Calibri" w:hAnsi="Calibri" w:cs="Calibri"/>
+          <w:color w:val="000000"/>
+          <w:sz w:val="27"/>
+          <w:szCs w:val="27"/>
+        </w:rPr>
+        <w:t>2026</w:t>
+      </w:r>
+      <w:r>
+        <w:rPr>
+          <w:rFonts w:ascii="Calibri" w:hAnsi="Calibri" w:cs="Calibri"/>
+          <w:color w:val="000000"/>
+          <w:sz w:val="27"/>
+          <w:szCs w:val="27"/>
+        </w:rPr>
+        <w:t>.</w:t>
       </w:r>
     </w:p>
     <w:p>
@@ -10924,7 +10849,34 @@
           <w:sz w:val="27"/>
           <w:szCs w:val="27"/>
         </w:rPr>
-        <w:t>Acesso em: 19/08/2026</w:t>
+        <w:t>Acesso em: 19</w:t>
+      </w:r>
+      <w:r>
+        <w:rPr>
+          <w:rFonts w:ascii="Calibri" w:hAnsi="Calibri" w:cs="Calibri"/>
+          <w:color w:val="000000"/>
+          <w:sz w:val="27"/>
+          <w:szCs w:val="27"/>
+        </w:rPr>
+        <w:t xml:space="preserve"> ago. </w:t>
+      </w:r>
+      <w:r>
+        <w:rPr>
+          <w:rFonts w:ascii="Calibri" w:hAnsi="Calibri" w:cs="Calibri"/>
+          <w:color w:val="000000"/>
+          <w:sz w:val="27"/>
+          <w:szCs w:val="27"/>
+        </w:rPr>
+        <w:t>2026</w:t>
+      </w:r>
+      <w:r>
+        <w:rPr>
+          <w:rFonts w:ascii="Calibri" w:hAnsi="Calibri" w:cs="Calibri"/>
+          <w:color w:val="000000"/>
+          <w:sz w:val="27"/>
+          <w:szCs w:val="27"/>
+        </w:rPr>
+        <w:t>.</w:t>
       </w:r>
     </w:p>
     <w:p>
@@ -10983,19 +10935,17 @@
           <w:sz w:val="27"/>
           <w:szCs w:val="27"/>
         </w:rPr>
-        <w:t xml:space="preserve"> . Acesso em: 21/08/2026.</w:t>
-      </w:r>
-    </w:p>
-    <w:p>
-      <w:pPr>
-        <w:pStyle w:val="NormalWeb"/>
+        <w:t xml:space="preserve"> . Acesso em: 21</w:t>
+      </w:r>
+      <w:r>
         <w:rPr>
           <w:rFonts w:ascii="Calibri" w:hAnsi="Calibri" w:cs="Calibri"/>
           <w:color w:val="000000"/>
           <w:sz w:val="27"/>
           <w:szCs w:val="27"/>
         </w:rPr>
-      </w:pPr>
+        <w:t xml:space="preserve"> ago. </w:t>
+      </w:r>
       <w:r>
         <w:rPr>
           <w:rFonts w:ascii="Calibri" w:hAnsi="Calibri" w:cs="Calibri"/>
@@ -11003,17 +10953,19 @@
           <w:sz w:val="27"/>
           <w:szCs w:val="27"/>
         </w:rPr>
-        <w:t>IBM</w:t>
-      </w:r>
-      <w:r>
+        <w:t>2026.</w:t>
+      </w:r>
+    </w:p>
+    <w:p>
+      <w:pPr>
+        <w:pStyle w:val="NormalWeb"/>
         <w:rPr>
           <w:rFonts w:ascii="Calibri" w:hAnsi="Calibri" w:cs="Calibri"/>
           <w:color w:val="000000"/>
           <w:sz w:val="27"/>
           <w:szCs w:val="27"/>
         </w:rPr>
-        <w:t>.</w:t>
-      </w:r>
+      </w:pPr>
       <w:r>
         <w:rPr>
           <w:rFonts w:ascii="Calibri" w:hAnsi="Calibri" w:cs="Calibri"/>
@@ -11021,7 +10973,7 @@
           <w:sz w:val="27"/>
           <w:szCs w:val="27"/>
         </w:rPr>
-        <w:t xml:space="preserve"> </w:t>
+        <w:t xml:space="preserve">IBM. </w:t>
       </w:r>
       <w:r>
         <w:rPr>
@@ -11071,7 +11023,7 @@
         </w:rPr>
         <w:t xml:space="preserve">: </w:t>
       </w:r>
-      <w:hyperlink r:id="rId54" w:history="1">
+      <w:hyperlink r:id="rId54" w:anchor="2014952962" w:history="1">
         <w:r>
           <w:rPr>
             <w:rStyle w:val="Hyperlink"/>
@@ -11089,7 +11041,7 @@
           <w:sz w:val="27"/>
           <w:szCs w:val="27"/>
         </w:rPr>
-        <w:t xml:space="preserve"> . </w:t>
+        <w:t xml:space="preserve"> . Acesso em: 26</w:t>
       </w:r>
       <w:r>
         <w:rPr>
@@ -11098,7 +11050,7 @@
           <w:sz w:val="27"/>
           <w:szCs w:val="27"/>
         </w:rPr>
-        <w:t>Acesso em: 2</w:t>
+        <w:t xml:space="preserve"> ago. </w:t>
       </w:r>
       <w:r>
         <w:rPr>
@@ -11107,17 +11059,123 @@
           <w:sz w:val="27"/>
           <w:szCs w:val="27"/>
         </w:rPr>
-        <w:t>6</w:t>
-      </w:r>
-      <w:r>
+        <w:t>2026.</w:t>
+      </w:r>
+    </w:p>
+    <w:p>
+      <w:pPr>
+        <w:pStyle w:val="NormalWeb"/>
         <w:rPr>
           <w:rFonts w:ascii="Calibri" w:hAnsi="Calibri" w:cs="Calibri"/>
           <w:color w:val="000000"/>
           <w:sz w:val="27"/>
           <w:szCs w:val="27"/>
         </w:rPr>
-        <w:t>/08/2026.</w:t>
-      </w:r>
+      </w:pPr>
+      <w:r>
+        <w:rPr>
+          <w:rFonts w:ascii="Calibri" w:hAnsi="Calibri" w:cs="Calibri"/>
+          <w:color w:val="000000"/>
+          <w:sz w:val="27"/>
+          <w:szCs w:val="27"/>
+        </w:rPr>
+        <w:t>MJV Innovation</w:t>
+      </w:r>
+      <w:r>
+        <w:rPr>
+          <w:rFonts w:ascii="Calibri" w:hAnsi="Calibri" w:cs="Calibri"/>
+          <w:color w:val="000000"/>
+          <w:sz w:val="27"/>
+          <w:szCs w:val="27"/>
+        </w:rPr>
+        <w:t xml:space="preserve">. </w:t>
+      </w:r>
+      <w:r>
+        <w:rPr>
+          <w:rFonts w:ascii="Calibri" w:hAnsi="Calibri" w:cs="Calibri"/>
+          <w:b/>
+          <w:color w:val="000000"/>
+          <w:sz w:val="27"/>
+          <w:szCs w:val="27"/>
+        </w:rPr>
+        <w:t>Imersão Design Thinking: como funciona essa fase?</w:t>
+      </w:r>
+      <w:r>
+        <w:rPr>
+          <w:rFonts w:ascii="Calibri" w:hAnsi="Calibri" w:cs="Calibri"/>
+          <w:color w:val="000000"/>
+          <w:sz w:val="27"/>
+          <w:szCs w:val="27"/>
+        </w:rPr>
+        <w:t xml:space="preserve"> Disponível em</w:t>
+      </w:r>
+      <w:r>
+        <w:rPr>
+          <w:rFonts w:asciiTheme="minorHAnsi" w:hAnsiTheme="minorHAnsi" w:cstheme="minorHAnsi"/>
+          <w:color w:val="000000"/>
+          <w:sz w:val="27"/>
+          <w:szCs w:val="27"/>
+        </w:rPr>
+        <w:t xml:space="preserve">: </w:t>
+      </w:r>
+      <w:hyperlink r:id="rId55" w:history="1">
+        <w:r>
+          <w:rPr>
+            <w:rStyle w:val="Hyperlink"/>
+            <w:rFonts w:asciiTheme="minorHAnsi" w:hAnsiTheme="minorHAnsi" w:cstheme="minorHAnsi"/>
+            <w:sz w:val="27"/>
+            <w:szCs w:val="27"/>
+          </w:rPr>
+          <w:t>https://www.mjvinnovation.com/pt-br/blog/como-funciona-a-imersao-no-design-thinking</w:t>
+        </w:r>
+        <w:r>
+          <w:rPr>
+            <w:rStyle w:val="Hyperlink"/>
+            <w:rFonts w:asciiTheme="minorHAnsi" w:hAnsiTheme="minorHAnsi" w:cstheme="minorHAnsi"/>
+            <w:sz w:val="27"/>
+            <w:szCs w:val="27"/>
+          </w:rPr>
+          <w:t>/</w:t>
+        </w:r>
+      </w:hyperlink>
+      <w:r>
+        <w:rPr>
+          <w:rFonts w:asciiTheme="minorHAnsi" w:hAnsiTheme="minorHAnsi" w:cstheme="minorHAnsi"/>
+          <w:color w:val="000000"/>
+          <w:sz w:val="27"/>
+          <w:szCs w:val="27"/>
+        </w:rPr>
+        <w:t xml:space="preserve"> </w:t>
+      </w:r>
+      <w:r>
+        <w:rPr>
+          <w:rFonts w:asciiTheme="minorHAnsi" w:hAnsiTheme="minorHAnsi" w:cstheme="minorHAnsi"/>
+          <w:color w:val="000000"/>
+          <w:sz w:val="27"/>
+          <w:szCs w:val="27"/>
+        </w:rPr>
+        <w:t xml:space="preserve">. </w:t>
+      </w:r>
+      <w:r>
+        <w:rPr>
+          <w:rFonts w:ascii="Calibri" w:hAnsi="Calibri" w:cs="Calibri"/>
+          <w:color w:val="000000"/>
+          <w:sz w:val="27"/>
+          <w:szCs w:val="27"/>
+        </w:rPr>
+        <w:t>Acesso em: 26 ago. 2026.</w:t>
+      </w:r>
+    </w:p>
+    <w:p>
+      <w:pPr>
+        <w:pStyle w:val="NormalWeb"/>
+        <w:rPr>
+          <w:rFonts w:ascii="Calibri" w:hAnsi="Calibri" w:cs="Calibri"/>
+          <w:color w:val="000000"/>
+          <w:sz w:val="27"/>
+          <w:szCs w:val="27"/>
+        </w:rPr>
+      </w:pPr>
     </w:p>
     <w:p>
       <w:pPr>
@@ -11278,7 +11336,7 @@
       </w:r>
     </w:p>
     <w:sectPr>
-      <w:headerReference w:type="default" r:id="rId55"/>
+      <w:headerReference w:type="default" r:id="rId56"/>
       <w:pgSz w:w="11906" w:h="16838"/>
       <w:pgMar w:top="1701" w:right="1134" w:bottom="1134" w:left="1701" w:header="709" w:footer="709" w:gutter="0"/>
       <w:cols w:space="708"/>
@@ -11289,7 +11347,7 @@
 </file>
 
 <file path=word/comments.xml><?xml version="1.0" encoding="utf-8"?>
-<w:comments xmlns:wpc="http://schemas.microsoft.com/office/word/2010/wordprocessingCanvas" xmlns:cx="http://schemas.microsoft.com/office/drawing/2014/chartex" xmlns:cx1="http://schemas.microsoft.com/office/drawing/2015/9/8/chartex" xmlns:cx2="http://schemas.microsoft.com/office/drawing/2015/10/21/chartex" xmlns:cx3="http://schemas.microsoft.com/office/drawing/2016/5/9/chartex" xmlns:cx4="http://schemas.microsoft.com/office/drawing/2016/5/10/chartex" xmlns:cx5="http://schemas.microsoft.com/office/drawing/2016/5/11/chartex" xmlns:cx6="http://schemas.microsoft.com/office/drawing/2016/5/12/chartex" xmlns:cx7="http://schemas.microsoft.com/office/drawing/2016/5/13/chartex" xmlns:cx8="http://schemas.microsoft.com/office/drawing/2016/5/14/chartex" xmlns:mc="http://schemas.openxmlformats.org/markup-compatibility/2006" xmlns:aink="http://schemas.microsoft.com/office/drawing/2016/ink" xmlns:am3d="http://schemas.microsoft.com/office/drawing/2017/model3d" xmlns:o="urn:schemas-microsoft-com:office:office" xmlns:r="http://schemas.openxmlformats.org/officeDocument/2006/relationships" xmlns:m="http://schemas.openxmlformats.org/officeDocument/2006/math" xmlns:v="urn:schemas-microsoft-com:vml" xmlns:wp14="http://schemas.microsoft.com/office/word/2010/wordprocessingDrawing" xmlns:wp="http://schemas.openxmlformats.org/drawingml/2006/wordprocessingDrawing" xmlns:w10="urn:schemas-microsoft-com:office:word" xmlns:w="http://schemas.openxmlformats.org/wordprocessingml/2006/main" xmlns:w14="http://schemas.microsoft.com/office/word/2010/wordml" xmlns:w15="http://schemas.microsoft.com/office/word/2012/wordml" xmlns:w16cid="http://schemas.microsoft.com/office/word/2016/wordml/cid" xmlns:w16se="http://schemas.microsoft.com/office/word/2015/wordml/symex" xmlns:wpg="http://schemas.microsoft.com/office/word/2010/wordprocessingGroup" xmlns:wpi="http://schemas.microsoft.com/office/word/2010/wordprocessingInk" xmlns:wne="http://schemas.microsoft.com/office/word/2006/wordml" xmlns:wps="http://schemas.microsoft.com/office/word/2010/wordprocessingShape" mc:Ignorable="w14 w15 w16se w16cid wp14">
+<w:comments xmlns:wpc="http://schemas.microsoft.com/office/word/2010/wordprocessingCanvas" xmlns:cx="http://schemas.microsoft.com/office/drawing/2014/chartex" xmlns:cx1="http://schemas.microsoft.com/office/drawing/2015/9/8/chartex" xmlns:cx2="http://schemas.microsoft.com/office/drawing/2015/10/21/chartex" xmlns:cx3="http://schemas.microsoft.com/office/drawing/2016/5/9/chartex" xmlns:cx4="http://schemas.microsoft.com/office/drawing/2016/5/10/chartex" xmlns:cx5="http://schemas.microsoft.com/office/drawing/2016/5/11/chartex" xmlns:cx6="http://schemas.microsoft.com/office/drawing/2016/5/12/chartex" xmlns:cx7="http://schemas.microsoft.com/office/drawing/2016/5/13/chartex" xmlns:cx8="http://schemas.microsoft.com/office/drawing/2016/5/14/chartex" xmlns:mc="http://schemas.openxmlformats.org/markup-compatibility/2006" xmlns:aink="http://schemas.microsoft.com/office/drawing/2016/ink" xmlns:am3d="http://schemas.microsoft.com/office/drawing/2017/model3d" xmlns:o="urn:schemas-microsoft-com:office:office" xmlns:oel="http://schemas.microsoft.com/office/2019/extlst" xmlns:r="http://schemas.openxmlformats.org/officeDocument/2006/relationships" xmlns:m="http://schemas.openxmlformats.org/officeDocument/2006/math" xmlns:v="urn:schemas-microsoft-com:vml" xmlns:wp14="http://schemas.microsoft.com/office/word/2010/wordprocessingDrawing" xmlns:wp="http://schemas.openxmlformats.org/drawingml/2006/wordprocessingDrawing" xmlns:w10="urn:schemas-microsoft-com:office:word" xmlns:w="http://schemas.openxmlformats.org/wordprocessingml/2006/main" xmlns:w14="http://schemas.microsoft.com/office/word/2010/wordml" xmlns:w15="http://schemas.microsoft.com/office/word/2012/wordml" xmlns:w16cei="http://schemas.microsoft.com/office/word/2026/wordml/cei" xmlns:w16cex="http://schemas.microsoft.com/office/word/2018/wordml/cex" xmlns:w16cid="http://schemas.microsoft.com/office/word/2016/wordml/cid" xmlns:w16="http://schemas.microsoft.com/office/word/2018/wordml" xmlns:w16du="http://schemas.microsoft.com/office/word/2023/wordml/word16du" xmlns:w16sdtdh="http://schemas.microsoft.com/office/word/2020/wordml/sdtdatahash" xmlns:w16sdtfl="http://schemas.microsoft.com/office/word/2024/wordml/sdtformatlock" xmlns:w16se="http://schemas.microsoft.com/office/word/2015/wordml/symex" xmlns:wpg="http://schemas.microsoft.com/office/word/2010/wordprocessingGroup" xmlns:wpi="http://schemas.microsoft.com/office/word/2010/wordprocessingInk" xmlns:wne="http://schemas.microsoft.com/office/word/2006/wordml" xmlns:wps="http://schemas.microsoft.com/office/word/2010/wordprocessingShape" mc:Ignorable="w14 w15 w16se w16cid w16 w16cex w16sdtdh w16sdtfl w16du wp14">
   <w:comment w:id="0" w:author="Prof" w:date="2026-06-11T09:34:00Z" w:initials="P">
     <w:p>
       <w:pPr>
@@ -11358,7 +11416,7 @@
 </file>
 
 <file path=word/commentsExtended.xml><?xml version="1.0" encoding="utf-8"?>
-<w15:commentsEx xmlns:wpc="http://schemas.microsoft.com/office/word/2010/wordprocessingCanvas" xmlns:cx="http://schemas.microsoft.com/office/drawing/2014/chartex" xmlns:cx1="http://schemas.microsoft.com/office/drawing/2015/9/8/chartex" xmlns:cx2="http://schemas.microsoft.com/office/drawing/2015/10/21/chartex" xmlns:cx3="http://schemas.microsoft.com/office/drawing/2016/5/9/chartex" xmlns:cx4="http://schemas.microsoft.com/office/drawing/2016/5/10/chartex" xmlns:cx5="http://schemas.microsoft.com/office/drawing/2016/5/11/chartex" xmlns:cx6="http://schemas.microsoft.com/office/drawing/2016/5/12/chartex" xmlns:cx7="http://schemas.microsoft.com/office/drawing/2016/5/13/chartex" xmlns:cx8="http://schemas.microsoft.com/office/drawing/2016/5/14/chartex" xmlns:mc="http://schemas.openxmlformats.org/markup-compatibility/2006" xmlns:aink="http://schemas.microsoft.com/office/drawing/2016/ink" xmlns:am3d="http://schemas.microsoft.com/office/drawing/2017/model3d" xmlns:o="urn:schemas-microsoft-com:office:office" xmlns:r="http://schemas.openxmlformats.org/officeDocument/2006/relationships" xmlns:m="http://schemas.openxmlformats.org/officeDocument/2006/math" xmlns:v="urn:schemas-microsoft-com:vml" xmlns:wp14="http://schemas.microsoft.com/office/word/2010/wordprocessingDrawing" xmlns:wp="http://schemas.openxmlformats.org/drawingml/2006/wordprocessingDrawing" xmlns:w10="urn:schemas-microsoft-com:office:word" xmlns:w="http://schemas.openxmlformats.org/wordprocessingml/2006/main" xmlns:w14="http://schemas.microsoft.com/office/word/2010/wordml" xmlns:w15="http://schemas.microsoft.com/office/word/2012/wordml" xmlns:w16cid="http://schemas.microsoft.com/office/word/2016/wordml/cid" xmlns:w16se="http://schemas.microsoft.com/office/word/2015/wordml/symex" xmlns:wpg="http://schemas.microsoft.com/office/word/2010/wordprocessingGroup" xmlns:wpi="http://schemas.microsoft.com/office/word/2010/wordprocessingInk" xmlns:wne="http://schemas.microsoft.com/office/word/2006/wordml" xmlns:wps="http://schemas.microsoft.com/office/word/2010/wordprocessingShape" mc:Ignorable="w14 w15 w16se w16cid wp14">
+<w15:commentsEx xmlns:wpc="http://schemas.microsoft.com/office/word/2010/wordprocessingCanvas" xmlns:cx="http://schemas.microsoft.com/office/drawing/2014/chartex" xmlns:cx1="http://schemas.microsoft.com/office/drawing/2015/9/8/chartex" xmlns:cx2="http://schemas.microsoft.com/office/drawing/2015/10/21/chartex" xmlns:cx3="http://schemas.microsoft.com/office/drawing/2016/5/9/chartex" xmlns:cx4="http://schemas.microsoft.com/office/drawing/2016/5/10/chartex" xmlns:cx5="http://schemas.microsoft.com/office/drawing/2016/5/11/chartex" xmlns:cx6="http://schemas.microsoft.com/office/drawing/2016/5/12/chartex" xmlns:cx7="http://schemas.microsoft.com/office/drawing/2016/5/13/chartex" xmlns:cx8="http://schemas.microsoft.com/office/drawing/2016/5/14/chartex" xmlns:mc="http://schemas.openxmlformats.org/markup-compatibility/2006" xmlns:aink="http://schemas.microsoft.com/office/drawing/2016/ink" xmlns:am3d="http://schemas.microsoft.com/office/drawing/2017/model3d" xmlns:o="urn:schemas-microsoft-com:office:office" xmlns:oel="http://schemas.microsoft.com/office/2019/extlst" xmlns:r="http://schemas.openxmlformats.org/officeDocument/2006/relationships" xmlns:m="http://schemas.openxmlformats.org/officeDocument/2006/math" xmlns:v="urn:schemas-microsoft-com:vml" xmlns:wp14="http://schemas.microsoft.com/office/word/2010/wordprocessingDrawing" xmlns:wp="http://schemas.openxmlformats.org/drawingml/2006/wordprocessingDrawing" xmlns:w10="urn:schemas-microsoft-com:office:word" xmlns:w="http://schemas.openxmlformats.org/wordprocessingml/2006/main" xmlns:w14="http://schemas.microsoft.com/office/word/2010/wordml" xmlns:w15="http://schemas.microsoft.com/office/word/2012/wordml" xmlns:w16cei="http://schemas.microsoft.com/office/word/2026/wordml/cei" xmlns:w16cex="http://schemas.microsoft.com/office/word/2018/wordml/cex" xmlns:w16cid="http://schemas.microsoft.com/office/word/2016/wordml/cid" xmlns:w16="http://schemas.microsoft.com/office/word/2018/wordml" xmlns:w16du="http://schemas.microsoft.com/office/word/2023/wordml/word16du" xmlns:w16sdtdh="http://schemas.microsoft.com/office/word/2020/wordml/sdtdatahash" xmlns:w16sdtfl="http://schemas.microsoft.com/office/word/2024/wordml/sdtformatlock" xmlns:w16se="http://schemas.microsoft.com/office/word/2015/wordml/symex" xmlns:wpg="http://schemas.microsoft.com/office/word/2010/wordprocessingGroup" xmlns:wpi="http://schemas.microsoft.com/office/word/2010/wordprocessingInk" xmlns:wne="http://schemas.microsoft.com/office/word/2006/wordml" xmlns:wps="http://schemas.microsoft.com/office/word/2010/wordprocessingShape" mc:Ignorable="w14 w15 w16se w16cid w16 w16cex w16sdtdh w16sdtfl w16du wp14">
   <w15:commentEx w15:paraId="38ABCC76" w15:done="0"/>
   <w15:commentEx w15:paraId="4DFFFB75" w15:done="0"/>
   <w15:commentEx w15:paraId="5AF21B63" w15:done="0"/>
@@ -11367,7 +11425,7 @@
 </file>
 
 <file path=word/commentsIds.xml><?xml version="1.0" encoding="utf-8"?>
-<w16cid:commentsIds xmlns:wpc="http://schemas.microsoft.com/office/word/2010/wordprocessingCanvas" xmlns:cx="http://schemas.microsoft.com/office/drawing/2014/chartex" xmlns:cx1="http://schemas.microsoft.com/office/drawing/2015/9/8/chartex" xmlns:cx2="http://schemas.microsoft.com/office/drawing/2015/10/21/chartex" xmlns:cx3="http://schemas.microsoft.com/office/drawing/2016/5/9/chartex" xmlns:cx4="http://schemas.microsoft.com/office/drawing/2016/5/10/chartex" xmlns:cx5="http://schemas.microsoft.com/office/drawing/2016/5/11/chartex" xmlns:cx6="http://schemas.microsoft.com/office/drawing/2016/5/12/chartex" xmlns:cx7="http://schemas.microsoft.com/office/drawing/2016/5/13/chartex" xmlns:cx8="http://schemas.microsoft.com/office/drawing/2016/5/14/chartex" xmlns:mc="http://schemas.openxmlformats.org/markup-compatibility/2006" xmlns:aink="http://schemas.microsoft.com/office/drawing/2016/ink" xmlns:am3d="http://schemas.microsoft.com/office/drawing/2017/model3d" xmlns:o="urn:schemas-microsoft-com:office:office" xmlns:r="http://schemas.openxmlformats.org/officeDocument/2006/relationships" xmlns:m="http://schemas.openxmlformats.org/officeDocument/2006/math" xmlns:v="urn:schemas-microsoft-com:vml" xmlns:wp14="http://schemas.microsoft.com/office/word/2010/wordprocessingDrawing" xmlns:wp="http://schemas.openxmlformats.org/drawingml/2006/wordprocessingDrawing" xmlns:w10="urn:schemas-microsoft-com:office:word" xmlns:w="http://schemas.openxmlformats.org/wordprocessingml/2006/main" xmlns:w14="http://schemas.microsoft.com/office/word/2010/wordml" xmlns:w15="http://schemas.microsoft.com/office/word/2012/wordml" xmlns:w16cid="http://schemas.microsoft.com/office/word/2016/wordml/cid" xmlns:w16se="http://schemas.microsoft.com/office/word/2015/wordml/symex" xmlns:wpg="http://schemas.microsoft.com/office/word/2010/wordprocessingGroup" xmlns:wpi="http://schemas.microsoft.com/office/word/2010/wordprocessingInk" xmlns:wne="http://schemas.microsoft.com/office/word/2006/wordml" xmlns:wps="http://schemas.microsoft.com/office/word/2010/wordprocessingShape" mc:Ignorable="w14 w15 w16se w16cid wp14">
+<w16cid:commentsIds xmlns:wpc="http://schemas.microsoft.com/office/word/2010/wordprocessingCanvas" xmlns:cx="http://schemas.microsoft.com/office/drawing/2014/chartex" xmlns:cx1="http://schemas.microsoft.com/office/drawing/2015/9/8/chartex" xmlns:cx2="http://schemas.microsoft.com/office/drawing/2015/10/21/chartex" xmlns:cx3="http://schemas.microsoft.com/office/drawing/2016/5/9/chartex" xmlns:cx4="http://schemas.microsoft.com/office/drawing/2016/5/10/chartex" xmlns:cx5="http://schemas.microsoft.com/office/drawing/2016/5/11/chartex" xmlns:cx6="http://schemas.microsoft.com/office/drawing/2016/5/12/chartex" xmlns:cx7="http://schemas.microsoft.com/office/drawing/2016/5/13/chartex" xmlns:cx8="http://schemas.microsoft.com/office/drawing/2016/5/14/chartex" xmlns:mc="http://schemas.openxmlformats.org/markup-compatibility/2006" xmlns:aink="http://schemas.microsoft.com/office/drawing/2016/ink" xmlns:am3d="http://schemas.microsoft.com/office/drawing/2017/model3d" xmlns:o="urn:schemas-microsoft-com:office:office" xmlns:oel="http://schemas.microsoft.com/office/2019/extlst" xmlns:r="http://schemas.openxmlformats.org/officeDocument/2006/relationships" xmlns:m="http://schemas.openxmlformats.org/officeDocument/2006/math" xmlns:v="urn:schemas-microsoft-com:vml" xmlns:wp14="http://schemas.microsoft.com/office/word/2010/wordprocessingDrawing" xmlns:wp="http://schemas.openxmlformats.org/drawingml/2006/wordprocessingDrawing" xmlns:w10="urn:schemas-microsoft-com:office:word" xmlns:w="http://schemas.openxmlformats.org/wordprocessingml/2006/main" xmlns:w14="http://schemas.microsoft.com/office/word/2010/wordml" xmlns:w15="http://schemas.microsoft.com/office/word/2012/wordml" xmlns:w16cei="http://schemas.microsoft.com/office/word/2026/wordml/cei" xmlns:w16cex="http://schemas.microsoft.com/office/word/2018/wordml/cex" xmlns:w16cid="http://schemas.microsoft.com/office/word/2016/wordml/cid" xmlns:w16="http://schemas.microsoft.com/office/word/2018/wordml" xmlns:w16du="http://schemas.microsoft.com/office/word/2023/wordml/word16du" xmlns:w16sdtdh="http://schemas.microsoft.com/office/word/2020/wordml/sdtdatahash" xmlns:w16sdtfl="http://schemas.microsoft.com/office/word/2024/wordml/sdtformatlock" xmlns:w16se="http://schemas.microsoft.com/office/word/2015/wordml/symex" xmlns:wpg="http://schemas.microsoft.com/office/word/2010/wordprocessingGroup" xmlns:wpi="http://schemas.microsoft.com/office/word/2010/wordprocessingInk" xmlns:wne="http://schemas.microsoft.com/office/word/2006/wordml" xmlns:wps="http://schemas.microsoft.com/office/word/2010/wordprocessingShape" mc:Ignorable="w14 w15 w16se w16cid w16 w16cex w16sdtdh w16sdtfl w16du wp14">
   <w16cid:commentId w16cid:paraId="38ABCC76" w16cid:durableId="7B56AE4D"/>
   <w16cid:commentId w16cid:paraId="4DFFFB75" w16cid:durableId="1E094B9B"/>
   <w16cid:commentId w16cid:paraId="5AF21B63" w16cid:durableId="146B465C"/>
@@ -11376,7 +11434,7 @@
 </file>
 
 <file path=word/endnotes.xml><?xml version="1.0" encoding="utf-8"?>
-<w:endnotes xmlns:wpc="http://schemas.microsoft.com/office/word/2010/wordprocessingCanvas" xmlns:cx="http://schemas.microsoft.com/office/drawing/2014/chartex" xmlns:cx1="http://schemas.microsoft.com/office/drawing/2015/9/8/chartex" xmlns:cx2="http://schemas.microsoft.com/office/drawing/2015/10/21/chartex" xmlns:cx3="http://schemas.microsoft.com/office/drawing/2016/5/9/chartex" xmlns:cx4="http://schemas.microsoft.com/office/drawing/2016/5/10/chartex" xmlns:cx5="http://schemas.microsoft.com/office/drawing/2016/5/11/chartex" xmlns:cx6="http://schemas.microsoft.com/office/drawing/2016/5/12/chartex" xmlns:cx7="http://schemas.microsoft.com/office/drawing/2016/5/13/chartex" xmlns:cx8="http://schemas.microsoft.com/office/drawing/2016/5/14/chartex" xmlns:mc="http://schemas.openxmlformats.org/markup-compatibility/2006" xmlns:aink="http://schemas.microsoft.com/office/drawing/2016/ink" xmlns:am3d="http://schemas.microsoft.com/office/drawing/2017/model3d" xmlns:o="urn:schemas-microsoft-com:office:office" xmlns:r="http://schemas.openxmlformats.org/officeDocument/2006/relationships" xmlns:m="http://schemas.openxmlformats.org/officeDocument/2006/math" xmlns:v="urn:schemas-microsoft-com:vml" xmlns:wp14="http://schemas.microsoft.com/office/word/2010/wordprocessingDrawing" xmlns:wp="http://schemas.openxmlformats.org/drawingml/2006/wordprocessingDrawing" xmlns:w10="urn:schemas-microsoft-com:office:word" xmlns:w="http://schemas.openxmlformats.org/wordprocessingml/2006/main" xmlns:w14="http://schemas.microsoft.com/office/word/2010/wordml" xmlns:w15="http://schemas.microsoft.com/office/word/2012/wordml" xmlns:w16cid="http://schemas.microsoft.com/office/word/2016/wordml/cid" xmlns:w16se="http://schemas.microsoft.com/office/word/2015/wordml/symex" xmlns:wpg="http://schemas.microsoft.com/office/word/2010/wordprocessingGroup" xmlns:wpi="http://schemas.microsoft.com/office/word/2010/wordprocessingInk" xmlns:wne="http://schemas.microsoft.com/office/word/2006/wordml" xmlns:wps="http://schemas.microsoft.com/office/word/2010/wordprocessingShape" mc:Ignorable="w14 w15 w16se w16cid wp14">
+<w:endnotes xmlns:wpc="http://schemas.microsoft.com/office/word/2010/wordprocessingCanvas" xmlns:cx="http://schemas.microsoft.com/office/drawing/2014/chartex" xmlns:cx1="http://schemas.microsoft.com/office/drawing/2015/9/8/chartex" xmlns:cx2="http://schemas.microsoft.com/office/drawing/2015/10/21/chartex" xmlns:cx3="http://schemas.microsoft.com/office/drawing/2016/5/9/chartex" xmlns:cx4="http://schemas.microsoft.com/office/drawing/2016/5/10/chartex" xmlns:cx5="http://schemas.microsoft.com/office/drawing/2016/5/11/chartex" xmlns:cx6="http://schemas.microsoft.com/office/drawing/2016/5/12/chartex" xmlns:cx7="http://schemas.microsoft.com/office/drawing/2016/5/13/chartex" xmlns:cx8="http://schemas.microsoft.com/office/drawing/2016/5/14/chartex" xmlns:mc="http://schemas.openxmlformats.org/markup-compatibility/2006" xmlns:aink="http://schemas.microsoft.com/office/drawing/2016/ink" xmlns:am3d="http://schemas.microsoft.com/office/drawing/2017/model3d" xmlns:o="urn:schemas-microsoft-com:office:office" xmlns:oel="http://schemas.microsoft.com/office/2019/extlst" xmlns:r="http://schemas.openxmlformats.org/officeDocument/2006/relationships" xmlns:m="http://schemas.openxmlformats.org/officeDocument/2006/math" xmlns:v="urn:schemas-microsoft-com:vml" xmlns:wp14="http://schemas.microsoft.com/office/word/2010/wordprocessingDrawing" xmlns:wp="http://schemas.openxmlformats.org/drawingml/2006/wordprocessingDrawing" xmlns:w10="urn:schemas-microsoft-com:office:word" xmlns:w="http://schemas.openxmlformats.org/wordprocessingml/2006/main" xmlns:w14="http://schemas.microsoft.com/office/word/2010/wordml" xmlns:w15="http://schemas.microsoft.com/office/word/2012/wordml" xmlns:w16cei="http://schemas.microsoft.com/office/word/2026/wordml/cei" xmlns:w16cex="http://schemas.microsoft.com/office/word/2018/wordml/cex" xmlns:w16cid="http://schemas.microsoft.com/office/word/2016/wordml/cid" xmlns:w16="http://schemas.microsoft.com/office/word/2018/wordml" xmlns:w16du="http://schemas.microsoft.com/office/word/2023/wordml/word16du" xmlns:w16sdtdh="http://schemas.microsoft.com/office/word/2020/wordml/sdtdatahash" xmlns:w16sdtfl="http://schemas.microsoft.com/office/word/2024/wordml/sdtformatlock" xmlns:w16se="http://schemas.microsoft.com/office/word/2015/wordml/symex" xmlns:wpg="http://schemas.microsoft.com/office/word/2010/wordprocessingGroup" xmlns:wpi="http://schemas.microsoft.com/office/word/2010/wordprocessingInk" xmlns:wne="http://schemas.microsoft.com/office/word/2006/wordml" xmlns:wps="http://schemas.microsoft.com/office/word/2010/wordprocessingShape" mc:Ignorable="w14 w15 w16se w16cid w16 w16cex w16sdtdh w16sdtfl w16du wp14">
   <w:endnote w:type="separator" w:id="-1">
     <w:p>
       <w:pPr>
@@ -11401,7 +11459,7 @@
 </file>
 
 <file path=word/footer1.xml><?xml version="1.0" encoding="utf-8"?>
-<w:ftr xmlns:wpc="http://schemas.microsoft.com/office/word/2010/wordprocessingCanvas" xmlns:cx="http://schemas.microsoft.com/office/drawing/2014/chartex" xmlns:cx1="http://schemas.microsoft.com/office/drawing/2015/9/8/chartex" xmlns:cx2="http://schemas.microsoft.com/office/drawing/2015/10/21/chartex" xmlns:cx3="http://schemas.microsoft.com/office/drawing/2016/5/9/chartex" xmlns:cx4="http://schemas.microsoft.com/office/drawing/2016/5/10/chartex" xmlns:cx5="http://schemas.microsoft.com/office/drawing/2016/5/11/chartex" xmlns:cx6="http://schemas.microsoft.com/office/drawing/2016/5/12/chartex" xmlns:cx7="http://schemas.microsoft.com/office/drawing/2016/5/13/chartex" xmlns:cx8="http://schemas.microsoft.com/office/drawing/2016/5/14/chartex" xmlns:mc="http://schemas.openxmlformats.org/markup-compatibility/2006" xmlns:aink="http://schemas.microsoft.com/office/drawing/2016/ink" xmlns:am3d="http://schemas.microsoft.com/office/drawing/2017/model3d" xmlns:o="urn:schemas-microsoft-com:office:office" xmlns:r="http://schemas.openxmlformats.org/officeDocument/2006/relationships" xmlns:m="http://schemas.openxmlformats.org/officeDocument/2006/math" xmlns:v="urn:schemas-microsoft-com:vml" xmlns:wp14="http://schemas.microsoft.com/office/word/2010/wordprocessingDrawing" xmlns:wp="http://schemas.openxmlformats.org/drawingml/2006/wordprocessingDrawing" xmlns:w10="urn:schemas-microsoft-com:office:word" xmlns:w="http://schemas.openxmlformats.org/wordprocessingml/2006/main" xmlns:w14="http://schemas.microsoft.com/office/word/2010/wordml" xmlns:w15="http://schemas.microsoft.com/office/word/2012/wordml" xmlns:w16cid="http://schemas.microsoft.com/office/word/2016/wordml/cid" xmlns:w16se="http://schemas.microsoft.com/office/word/2015/wordml/symex" xmlns:wpg="http://schemas.microsoft.com/office/word/2010/wordprocessingGroup" xmlns:wpi="http://schemas.microsoft.com/office/word/2010/wordprocessingInk" xmlns:wne="http://schemas.microsoft.com/office/word/2006/wordml" xmlns:wps="http://schemas.microsoft.com/office/word/2010/wordprocessingShape" mc:Ignorable="w14 w15 w16se w16cid wp14">
+<w:ftr xmlns:wpc="http://schemas.microsoft.com/office/word/2010/wordprocessingCanvas" xmlns:cx="http://schemas.microsoft.com/office/drawing/2014/chartex" xmlns:cx1="http://schemas.microsoft.com/office/drawing/2015/9/8/chartex" xmlns:cx2="http://schemas.microsoft.com/office/drawing/2015/10/21/chartex" xmlns:cx3="http://schemas.microsoft.com/office/drawing/2016/5/9/chartex" xmlns:cx4="http://schemas.microsoft.com/office/drawing/2016/5/10/chartex" xmlns:cx5="http://schemas.microsoft.com/office/drawing/2016/5/11/chartex" xmlns:cx6="http://schemas.microsoft.com/office/drawing/2016/5/12/chartex" xmlns:cx7="http://schemas.microsoft.com/office/drawing/2016/5/13/chartex" xmlns:cx8="http://schemas.microsoft.com/office/drawing/2016/5/14/chartex" xmlns:mc="http://schemas.openxmlformats.org/markup-compatibility/2006" xmlns:aink="http://schemas.microsoft.com/office/drawing/2016/ink" xmlns:am3d="http://schemas.microsoft.com/office/drawing/2017/model3d" xmlns:o="urn:schemas-microsoft-com:office:office" xmlns:oel="http://schemas.microsoft.com/office/2019/extlst" xmlns:r="http://schemas.openxmlformats.org/officeDocument/2006/relationships" xmlns:m="http://schemas.openxmlformats.org/officeDocument/2006/math" xmlns:v="urn:schemas-microsoft-com:vml" xmlns:wp14="http://schemas.microsoft.com/office/word/2010/wordprocessingDrawing" xmlns:wp="http://schemas.openxmlformats.org/drawingml/2006/wordprocessingDrawing" xmlns:w10="urn:schemas-microsoft-com:office:word" xmlns:w="http://schemas.openxmlformats.org/wordprocessingml/2006/main" xmlns:w14="http://schemas.microsoft.com/office/word/2010/wordml" xmlns:w15="http://schemas.microsoft.com/office/word/2012/wordml" xmlns:w16cei="http://schemas.microsoft.com/office/word/2026/wordml/cei" xmlns:w16cex="http://schemas.microsoft.com/office/word/2018/wordml/cex" xmlns:w16cid="http://schemas.microsoft.com/office/word/2016/wordml/cid" xmlns:w16="http://schemas.microsoft.com/office/word/2018/wordml" xmlns:w16du="http://schemas.microsoft.com/office/word/2023/wordml/word16du" xmlns:w16sdtdh="http://schemas.microsoft.com/office/word/2020/wordml/sdtdatahash" xmlns:w16sdtfl="http://schemas.microsoft.com/office/word/2024/wordml/sdtformatlock" xmlns:w16se="http://schemas.microsoft.com/office/word/2015/wordml/symex" xmlns:wpg="http://schemas.microsoft.com/office/word/2010/wordprocessingGroup" xmlns:wpi="http://schemas.microsoft.com/office/word/2010/wordprocessingInk" xmlns:wne="http://schemas.microsoft.com/office/word/2006/wordml" xmlns:wps="http://schemas.microsoft.com/office/word/2010/wordprocessingShape" mc:Ignorable="w14 w15 w16se w16cid w16 w16cex w16sdtdh w16sdtfl w16du wp14">
   <w:tbl>
     <w:tblPr>
       <w:tblW w:w="0" w:type="auto"/>
@@ -11462,7 +11520,7 @@
 </file>
 
 <file path=word/footnotes.xml><?xml version="1.0" encoding="utf-8"?>
-<w:footnotes xmlns:wpc="http://schemas.microsoft.com/office/word/2010/wordprocessingCanvas" xmlns:cx="http://schemas.microsoft.com/office/drawing/2014/chartex" xmlns:cx1="http://schemas.microsoft.com/office/drawing/2015/9/8/chartex" xmlns:cx2="http://schemas.microsoft.com/office/drawing/2015/10/21/chartex" xmlns:cx3="http://schemas.microsoft.com/office/drawing/2016/5/9/chartex" xmlns:cx4="http://schemas.microsoft.com/office/drawing/2016/5/10/chartex" xmlns:cx5="http://schemas.microsoft.com/office/drawing/2016/5/11/chartex" xmlns:cx6="http://schemas.microsoft.com/office/drawing/2016/5/12/chartex" xmlns:cx7="http://schemas.microsoft.com/office/drawing/2016/5/13/chartex" xmlns:cx8="http://schemas.microsoft.com/office/drawing/2016/5/14/chartex" xmlns:mc="http://schemas.openxmlformats.org/markup-compatibility/2006" xmlns:aink="http://schemas.microsoft.com/office/drawing/2016/ink" xmlns:am3d="http://schemas.microsoft.com/office/drawing/2017/model3d" xmlns:o="urn:schemas-microsoft-com:office:office" xmlns:r="http://schemas.openxmlformats.org/officeDocument/2006/relationships" xmlns:m="http://schemas.openxmlformats.org/officeDocument/2006/math" xmlns:v="urn:schemas-microsoft-com:vml" xmlns:wp14="http://schemas.microsoft.com/office/word/2010/wordprocessingDrawing" xmlns:wp="http://schemas.openxmlformats.org/drawingml/2006/wordprocessingDrawing" xmlns:w10="urn:schemas-microsoft-com:office:word" xmlns:w="http://schemas.openxmlformats.org/wordprocessingml/2006/main" xmlns:w14="http://schemas.microsoft.com/office/word/2010/wordml" xmlns:w15="http://schemas.microsoft.com/office/word/2012/wordml" xmlns:w16cid="http://schemas.microsoft.com/office/word/2016/wordml/cid" xmlns:w16se="http://schemas.microsoft.com/office/word/2015/wordml/symex" xmlns:wpg="http://schemas.microsoft.com/office/word/2010/wordprocessingGroup" xmlns:wpi="http://schemas.microsoft.com/office/word/2010/wordprocessingInk" xmlns:wne="http://schemas.microsoft.com/office/word/2006/wordml" xmlns:wps="http://schemas.microsoft.com/office/word/2010/wordprocessingShape" mc:Ignorable="w14 w15 w16se w16cid wp14">
+<w:footnotes xmlns:wpc="http://schemas.microsoft.com/office/word/2010/wordprocessingCanvas" xmlns:cx="http://schemas.microsoft.com/office/drawing/2014/chartex" xmlns:cx1="http://schemas.microsoft.com/office/drawing/2015/9/8/chartex" xmlns:cx2="http://schemas.microsoft.com/office/drawing/2015/10/21/chartex" xmlns:cx3="http://schemas.microsoft.com/office/drawing/2016/5/9/chartex" xmlns:cx4="http://schemas.microsoft.com/office/drawing/2016/5/10/chartex" xmlns:cx5="http://schemas.microsoft.com/office/drawing/2016/5/11/chartex" xmlns:cx6="http://schemas.microsoft.com/office/drawing/2016/5/12/chartex" xmlns:cx7="http://schemas.microsoft.com/office/drawing/2016/5/13/chartex" xmlns:cx8="http://schemas.microsoft.com/office/drawing/2016/5/14/chartex" xmlns:mc="http://schemas.openxmlformats.org/markup-compatibility/2006" xmlns:aink="http://schemas.microsoft.com/office/drawing/2016/ink" xmlns:am3d="http://schemas.microsoft.com/office/drawing/2017/model3d" xmlns:o="urn:schemas-microsoft-com:office:office" xmlns:oel="http://schemas.microsoft.com/office/2019/extlst" xmlns:r="http://schemas.openxmlformats.org/officeDocument/2006/relationships" xmlns:m="http://schemas.openxmlformats.org/officeDocument/2006/math" xmlns:v="urn:schemas-microsoft-com:vml" xmlns:wp14="http://schemas.microsoft.com/office/word/2010/wordprocessingDrawing" xmlns:wp="http://schemas.openxmlformats.org/drawingml/2006/wordprocessingDrawing" xmlns:w10="urn:schemas-microsoft-com:office:word" xmlns:w="http://schemas.openxmlformats.org/wordprocessingml/2006/main" xmlns:w14="http://schemas.microsoft.com/office/word/2010/wordml" xmlns:w15="http://schemas.microsoft.com/office/word/2012/wordml" xmlns:w16cei="http://schemas.microsoft.com/office/word/2026/wordml/cei" xmlns:w16cex="http://schemas.microsoft.com/office/word/2018/wordml/cex" xmlns:w16cid="http://schemas.microsoft.com/office/word/2016/wordml/cid" xmlns:w16="http://schemas.microsoft.com/office/word/2018/wordml" xmlns:w16du="http://schemas.microsoft.com/office/word/2023/wordml/word16du" xmlns:w16sdtdh="http://schemas.microsoft.com/office/word/2020/wordml/sdtdatahash" xmlns:w16sdtfl="http://schemas.microsoft.com/office/word/2024/wordml/sdtformatlock" xmlns:w16se="http://schemas.microsoft.com/office/word/2015/wordml/symex" xmlns:wpg="http://schemas.microsoft.com/office/word/2010/wordprocessingGroup" xmlns:wpi="http://schemas.microsoft.com/office/word/2010/wordprocessingInk" xmlns:wne="http://schemas.microsoft.com/office/word/2006/wordml" xmlns:wps="http://schemas.microsoft.com/office/word/2010/wordprocessingShape" mc:Ignorable="w14 w15 w16se w16cid w16 w16cex w16sdtdh w16sdtfl w16du wp14">
   <w:footnote w:type="separator" w:id="-1">
     <w:p>
       <w:pPr>
@@ -11487,7 +11545,7 @@
 </file>
 
 <file path=word/header1.xml><?xml version="1.0" encoding="utf-8"?>
-<w:hdr xmlns:wpc="http://schemas.microsoft.com/office/word/2010/wordprocessingCanvas" xmlns:cx="http://schemas.microsoft.com/office/drawing/2014/chartex" xmlns:cx1="http://schemas.microsoft.com/office/drawing/2015/9/8/chartex" xmlns:cx2="http://schemas.microsoft.com/office/drawing/2015/10/21/chartex" xmlns:cx3="http://schemas.microsoft.com/office/drawing/2016/5/9/chartex" xmlns:cx4="http://schemas.microsoft.com/office/drawing/2016/5/10/chartex" xmlns:cx5="http://schemas.microsoft.com/office/drawing/2016/5/11/chartex" xmlns:cx6="http://schemas.microsoft.com/office/drawing/2016/5/12/chartex" xmlns:cx7="http://schemas.microsoft.com/office/drawing/2016/5/13/chartex" xmlns:cx8="http://schemas.microsoft.com/office/drawing/2016/5/14/chartex" xmlns:mc="http://schemas.openxmlformats.org/markup-compatibility/2006" xmlns:aink="http://schemas.microsoft.com/office/drawing/2016/ink" xmlns:am3d="http://schemas.microsoft.com/office/drawing/2017/model3d" xmlns:o="urn:schemas-microsoft-com:office:office" xmlns:r="http://schemas.openxmlformats.org/officeDocument/2006/relationships" xmlns:m="http://schemas.openxmlformats.org/officeDocument/2006/math" xmlns:v="urn:schemas-microsoft-com:vml" xmlns:wp14="http://schemas.microsoft.com/office/word/2010/wordprocessingDrawing" xmlns:wp="http://schemas.openxmlformats.org/drawingml/2006/wordprocessingDrawing" xmlns:w10="urn:schemas-microsoft-com:office:word" xmlns:w="http://schemas.openxmlformats.org/wordprocessingml/2006/main" xmlns:w14="http://schemas.microsoft.com/office/word/2010/wordml" xmlns:w15="http://schemas.microsoft.com/office/word/2012/wordml" xmlns:w16cid="http://schemas.microsoft.com/office/word/2016/wordml/cid" xmlns:w16se="http://schemas.microsoft.com/office/word/2015/wordml/symex" xmlns:wpg="http://schemas.microsoft.com/office/word/2010/wordprocessingGroup" xmlns:wpi="http://schemas.microsoft.com/office/word/2010/wordprocessingInk" xmlns:wne="http://schemas.microsoft.com/office/word/2006/wordml" xmlns:wps="http://schemas.microsoft.com/office/word/2010/wordprocessingShape" mc:Ignorable="w14 w15 w16se w16cid wp14">
+<w:hdr xmlns:wpc="http://schemas.microsoft.com/office/word/2010/wordprocessingCanvas" xmlns:cx="http://schemas.microsoft.com/office/drawing/2014/chartex" xmlns:cx1="http://schemas.microsoft.com/office/drawing/2015/9/8/chartex" xmlns:cx2="http://schemas.microsoft.com/office/drawing/2015/10/21/chartex" xmlns:cx3="http://schemas.microsoft.com/office/drawing/2016/5/9/chartex" xmlns:cx4="http://schemas.microsoft.com/office/drawing/2016/5/10/chartex" xmlns:cx5="http://schemas.microsoft.com/office/drawing/2016/5/11/chartex" xmlns:cx6="http://schemas.microsoft.com/office/drawing/2016/5/12/chartex" xmlns:cx7="http://schemas.microsoft.com/office/drawing/2016/5/13/chartex" xmlns:cx8="http://schemas.microsoft.com/office/drawing/2016/5/14/chartex" xmlns:mc="http://schemas.openxmlformats.org/markup-compatibility/2006" xmlns:aink="http://schemas.microsoft.com/office/drawing/2016/ink" xmlns:am3d="http://schemas.microsoft.com/office/drawing/2017/model3d" xmlns:o="urn:schemas-microsoft-com:office:office" xmlns:oel="http://schemas.microsoft.com/office/2019/extlst" xmlns:r="http://schemas.openxmlformats.org/officeDocument/2006/relationships" xmlns:m="http://schemas.openxmlformats.org/officeDocument/2006/math" xmlns:v="urn:schemas-microsoft-com:vml" xmlns:wp14="http://schemas.microsoft.com/office/word/2010/wordprocessingDrawing" xmlns:wp="http://schemas.openxmlformats.org/drawingml/2006/wordprocessingDrawing" xmlns:w10="urn:schemas-microsoft-com:office:word" xmlns:w="http://schemas.openxmlformats.org/wordprocessingml/2006/main" xmlns:w14="http://schemas.microsoft.com/office/word/2010/wordml" xmlns:w15="http://schemas.microsoft.com/office/word/2012/wordml" xmlns:w16cei="http://schemas.microsoft.com/office/word/2026/wordml/cei" xmlns:w16cex="http://schemas.microsoft.com/office/word/2018/wordml/cex" xmlns:w16cid="http://schemas.microsoft.com/office/word/2016/wordml/cid" xmlns:w16="http://schemas.microsoft.com/office/word/2018/wordml" xmlns:w16du="http://schemas.microsoft.com/office/word/2023/wordml/word16du" xmlns:w16sdtdh="http://schemas.microsoft.com/office/word/2020/wordml/sdtdatahash" xmlns:w16sdtfl="http://schemas.microsoft.com/office/word/2024/wordml/sdtformatlock" xmlns:w16se="http://schemas.microsoft.com/office/word/2015/wordml/symex" xmlns:wpg="http://schemas.microsoft.com/office/word/2010/wordprocessingGroup" xmlns:wpi="http://schemas.microsoft.com/office/word/2010/wordprocessingInk" xmlns:wne="http://schemas.microsoft.com/office/word/2006/wordml" xmlns:wps="http://schemas.microsoft.com/office/word/2010/wordprocessingShape" mc:Ignorable="w14 w15 w16se w16cid w16 w16cex w16sdtdh w16sdtfl w16du wp14">
   <w:tbl>
     <w:tblPr>
       <w:tblW w:w="0" w:type="auto"/>
@@ -11548,7 +11606,7 @@
 </file>
 
 <file path=word/header2.xml><?xml version="1.0" encoding="utf-8"?>
-<w:hdr xmlns:wpc="http://schemas.microsoft.com/office/word/2010/wordprocessingCanvas" xmlns:cx="http://schemas.microsoft.com/office/drawing/2014/chartex" xmlns:cx1="http://schemas.microsoft.com/office/drawing/2015/9/8/chartex" xmlns:cx2="http://schemas.microsoft.com/office/drawing/2015/10/21/chartex" xmlns:cx3="http://schemas.microsoft.com/office/drawing/2016/5/9/chartex" xmlns:cx4="http://schemas.microsoft.com/office/drawing/2016/5/10/chartex" xmlns:cx5="http://schemas.microsoft.com/office/drawing/2016/5/11/chartex" xmlns:cx6="http://schemas.microsoft.com/office/drawing/2016/5/12/chartex" xmlns:cx7="http://schemas.microsoft.com/office/drawing/2016/5/13/chartex" xmlns:cx8="http://schemas.microsoft.com/office/drawing/2016/5/14/chartex" xmlns:mc="http://schemas.openxmlformats.org/markup-compatibility/2006" xmlns:aink="http://schemas.microsoft.com/office/drawing/2016/ink" xmlns:am3d="http://schemas.microsoft.com/office/drawing/2017/model3d" xmlns:o="urn:schemas-microsoft-com:office:office" xmlns:r="http://schemas.openxmlformats.org/officeDocument/2006/relationships" xmlns:m="http://schemas.openxmlformats.org/officeDocument/2006/math" xmlns:v="urn:schemas-microsoft-com:vml" xmlns:wp14="http://schemas.microsoft.com/office/word/2010/wordprocessingDrawing" xmlns:wp="http://schemas.openxmlformats.org/drawingml/2006/wordprocessingDrawing" xmlns:w10="urn:schemas-microsoft-com:office:word" xmlns:w="http://schemas.openxmlformats.org/wordprocessingml/2006/main" xmlns:w14="http://schemas.microsoft.com/office/word/2010/wordml" xmlns:w15="http://schemas.microsoft.com/office/word/2012/wordml" xmlns:w16cid="http://schemas.microsoft.com/office/word/2016/wordml/cid" xmlns:w16se="http://schemas.microsoft.com/office/word/2015/wordml/symex" xmlns:wpg="http://schemas.microsoft.com/office/word/2010/wordprocessingGroup" xmlns:wpi="http://schemas.microsoft.com/office/word/2010/wordprocessingInk" xmlns:wne="http://schemas.microsoft.com/office/word/2006/wordml" xmlns:wps="http://schemas.microsoft.com/office/word/2010/wordprocessingShape" mc:Ignorable="w14 w15 w16se w16cid wp14">
+<w:hdr xmlns:wpc="http://schemas.microsoft.com/office/word/2010/wordprocessingCanvas" xmlns:cx="http://schemas.microsoft.com/office/drawing/2014/chartex" xmlns:cx1="http://schemas.microsoft.com/office/drawing/2015/9/8/chartex" xmlns:cx2="http://schemas.microsoft.com/office/drawing/2015/10/21/chartex" xmlns:cx3="http://schemas.microsoft.com/office/drawing/2016/5/9/chartex" xmlns:cx4="http://schemas.microsoft.com/office/drawing/2016/5/10/chartex" xmlns:cx5="http://schemas.microsoft.com/office/drawing/2016/5/11/chartex" xmlns:cx6="http://schemas.microsoft.com/office/drawing/2016/5/12/chartex" xmlns:cx7="http://schemas.microsoft.com/office/drawing/2016/5/13/chartex" xmlns:cx8="http://schemas.microsoft.com/office/drawing/2016/5/14/chartex" xmlns:mc="http://schemas.openxmlformats.org/markup-compatibility/2006" xmlns:aink="http://schemas.microsoft.com/office/drawing/2016/ink" xmlns:am3d="http://schemas.microsoft.com/office/drawing/2017/model3d" xmlns:o="urn:schemas-microsoft-com:office:office" xmlns:oel="http://schemas.microsoft.com/office/2019/extlst" xmlns:r="http://schemas.openxmlformats.org/officeDocument/2006/relationships" xmlns:m="http://schemas.openxmlformats.org/officeDocument/2006/math" xmlns:v="urn:schemas-microsoft-com:vml" xmlns:wp14="http://schemas.microsoft.com/office/word/2010/wordprocessingDrawing" xmlns:wp="http://schemas.openxmlformats.org/drawingml/2006/wordprocessingDrawing" xmlns:w10="urn:schemas-microsoft-com:office:word" xmlns:w="http://schemas.openxmlformats.org/wordprocessingml/2006/main" xmlns:w14="http://schemas.microsoft.com/office/word/2010/wordml" xmlns:w15="http://schemas.microsoft.com/office/word/2012/wordml" xmlns:w16cei="http://schemas.microsoft.com/office/word/2026/wordml/cei" xmlns:w16cex="http://schemas.microsoft.com/office/word/2018/wordml/cex" xmlns:w16cid="http://schemas.microsoft.com/office/word/2016/wordml/cid" xmlns:w16="http://schemas.microsoft.com/office/word/2018/wordml" xmlns:w16du="http://schemas.microsoft.com/office/word/2023/wordml/word16du" xmlns:w16sdtdh="http://schemas.microsoft.com/office/word/2020/wordml/sdtdatahash" xmlns:w16sdtfl="http://schemas.microsoft.com/office/word/2024/wordml/sdtformatlock" xmlns:w16se="http://schemas.microsoft.com/office/word/2015/wordml/symex" xmlns:wpg="http://schemas.microsoft.com/office/word/2010/wordprocessingGroup" xmlns:wpi="http://schemas.microsoft.com/office/word/2010/wordprocessingInk" xmlns:wne="http://schemas.microsoft.com/office/word/2006/wordml" xmlns:wps="http://schemas.microsoft.com/office/word/2010/wordprocessingShape" mc:Ignorable="w14 w15 w16se w16cid w16 w16cex w16sdtdh w16sdtfl w16du wp14">
   <w:sdt>
     <w:sdtPr>
       <w:id w:val="-718440415"/>
@@ -11593,7 +11651,7 @@
 </file>
 
 <file path=word/numbering.xml><?xml version="1.0" encoding="utf-8"?>
-<w:numbering xmlns:wpc="http://schemas.microsoft.com/office/word/2010/wordprocessingCanvas" xmlns:cx="http://schemas.microsoft.com/office/drawing/2014/chartex" xmlns:cx1="http://schemas.microsoft.com/office/drawing/2015/9/8/chartex" xmlns:cx2="http://schemas.microsoft.com/office/drawing/2015/10/21/chartex" xmlns:cx3="http://schemas.microsoft.com/office/drawing/2016/5/9/chartex" xmlns:cx4="http://schemas.microsoft.com/office/drawing/2016/5/10/chartex" xmlns:cx5="http://schemas.microsoft.com/office/drawing/2016/5/11/chartex" xmlns:cx6="http://schemas.microsoft.com/office/drawing/2016/5/12/chartex" xmlns:cx7="http://schemas.microsoft.com/office/drawing/2016/5/13/chartex" xmlns:cx8="http://schemas.microsoft.com/office/drawing/2016/5/14/chartex" xmlns:mc="http://schemas.openxmlformats.org/markup-compatibility/2006" xmlns:aink="http://schemas.microsoft.com/office/drawing/2016/ink" xmlns:am3d="http://schemas.microsoft.com/office/drawing/2017/model3d" xmlns:o="urn:schemas-microsoft-com:office:office" xmlns:r="http://schemas.openxmlformats.org/officeDocument/2006/relationships" xmlns:m="http://schemas.openxmlformats.org/officeDocument/2006/math" xmlns:v="urn:schemas-microsoft-com:vml" xmlns:wp14="http://schemas.microsoft.com/office/word/2010/wordprocessingDrawing" xmlns:wp="http://schemas.openxmlformats.org/drawingml/2006/wordprocessingDrawing" xmlns:w10="urn:schemas-microsoft-com:office:word" xmlns:w="http://schemas.openxmlformats.org/wordprocessingml/2006/main" xmlns:w14="http://schemas.microsoft.com/office/word/2010/wordml" xmlns:w15="http://schemas.microsoft.com/office/word/2012/wordml" xmlns:w16cid="http://schemas.microsoft.com/office/word/2016/wordml/cid" xmlns:w16se="http://schemas.microsoft.com/office/word/2015/wordml/symex" xmlns:wpg="http://schemas.microsoft.com/office/word/2010/wordprocessingGroup" xmlns:wpi="http://schemas.microsoft.com/office/word/2010/wordprocessingInk" xmlns:wne="http://schemas.microsoft.com/office/word/2006/wordml" xmlns:wps="http://schemas.microsoft.com/office/word/2010/wordprocessingShape" mc:Ignorable="w14 w15 w16se w16cid wp14">
+<w:numbering xmlns:wpc="http://schemas.microsoft.com/office/word/2010/wordprocessingCanvas" xmlns:cx="http://schemas.microsoft.com/office/drawing/2014/chartex" xmlns:cx1="http://schemas.microsoft.com/office/drawing/2015/9/8/chartex" xmlns:cx2="http://schemas.microsoft.com/office/drawing/2015/10/21/chartex" xmlns:cx3="http://schemas.microsoft.com/office/drawing/2016/5/9/chartex" xmlns:cx4="http://schemas.microsoft.com/office/drawing/2016/5/10/chartex" xmlns:cx5="http://schemas.microsoft.com/office/drawing/2016/5/11/chartex" xmlns:cx6="http://schemas.microsoft.com/office/drawing/2016/5/12/chartex" xmlns:cx7="http://schemas.microsoft.com/office/drawing/2016/5/13/chartex" xmlns:cx8="http://schemas.microsoft.com/office/drawing/2016/5/14/chartex" xmlns:mc="http://schemas.openxmlformats.org/markup-compatibility/2006" xmlns:aink="http://schemas.microsoft.com/office/drawing/2016/ink" xmlns:am3d="http://schemas.microsoft.com/office/drawing/2017/model3d" xmlns:o="urn:schemas-microsoft-com:office:office" xmlns:oel="http://schemas.microsoft.com/office/2019/extlst" xmlns:r="http://schemas.openxmlformats.org/officeDocument/2006/relationships" xmlns:m="http://schemas.openxmlformats.org/officeDocument/2006/math" xmlns:v="urn:schemas-microsoft-com:vml" xmlns:wp14="http://schemas.microsoft.com/office/word/2010/wordprocessingDrawing" xmlns:wp="http://schemas.openxmlformats.org/drawingml/2006/wordprocessingDrawing" xmlns:w10="urn:schemas-microsoft-com:office:word" xmlns:w="http://schemas.openxmlformats.org/wordprocessingml/2006/main" xmlns:w14="http://schemas.microsoft.com/office/word/2010/wordml" xmlns:w15="http://schemas.microsoft.com/office/word/2012/wordml" xmlns:w16cei="http://schemas.microsoft.com/office/word/2026/wordml/cei" xmlns:w16cex="http://schemas.microsoft.com/office/word/2018/wordml/cex" xmlns:w16cid="http://schemas.microsoft.com/office/word/2016/wordml/cid" xmlns:w16="http://schemas.microsoft.com/office/word/2018/wordml" xmlns:w16du="http://schemas.microsoft.com/office/word/2023/wordml/word16du" xmlns:w16sdtdh="http://schemas.microsoft.com/office/word/2020/wordml/sdtdatahash" xmlns:w16sdtfl="http://schemas.microsoft.com/office/word/2024/wordml/sdtformatlock" xmlns:w16se="http://schemas.microsoft.com/office/word/2015/wordml/symex" xmlns:wpg="http://schemas.microsoft.com/office/word/2010/wordprocessingGroup" xmlns:wpi="http://schemas.microsoft.com/office/word/2010/wordprocessingInk" xmlns:wne="http://schemas.microsoft.com/office/word/2006/wordml" xmlns:wps="http://schemas.microsoft.com/office/word/2010/wordprocessingShape" mc:Ignorable="w14 w15 w16se w16cid w16 w16cex w16sdtdh w16sdtfl w16du wp14">
   <w:abstractNum w:abstractNumId="0" w15:restartNumberingAfterBreak="0">
     <w:nsid w:val="33161917"/>
     <w:multiLevelType w:val="hybridMultilevel"/>
@@ -12035,23 +12093,23 @@
       </w:rPr>
     </w:lvl>
   </w:abstractNum>
-  <w:num w:numId="1">
+  <w:num w:numId="1" w16cid:durableId="1337614328">
     <w:abstractNumId w:val="0"/>
   </w:num>
-  <w:num w:numId="2">
+  <w:num w:numId="2" w16cid:durableId="929504717">
     <w:abstractNumId w:val="2"/>
   </w:num>
-  <w:num w:numId="3">
+  <w:num w:numId="3" w16cid:durableId="191576552">
     <w:abstractNumId w:val="3"/>
   </w:num>
-  <w:num w:numId="4">
+  <w:num w:numId="4" w16cid:durableId="444233902">
     <w:abstractNumId w:val="1"/>
   </w:num>
 </w:numbering>
 </file>
 
 <file path=word/people.xml><?xml version="1.0" encoding="utf-8"?>
-<w15:people xmlns:wpc="http://schemas.microsoft.com/office/word/2010/wordprocessingCanvas" xmlns:cx="http://schemas.microsoft.com/office/drawing/2014/chartex" xmlns:cx1="http://schemas.microsoft.com/office/drawing/2015/9/8/chartex" xmlns:cx2="http://schemas.microsoft.com/office/drawing/2015/10/21/chartex" xmlns:cx3="http://schemas.microsoft.com/office/drawing/2016/5/9/chartex" xmlns:cx4="http://schemas.microsoft.com/office/drawing/2016/5/10/chartex" xmlns:cx5="http://schemas.microsoft.com/office/drawing/2016/5/11/chartex" xmlns:cx6="http://schemas.microsoft.com/office/drawing/2016/5/12/chartex" xmlns:cx7="http://schemas.microsoft.com/office/drawing/2016/5/13/chartex" xmlns:cx8="http://schemas.microsoft.com/office/drawing/2016/5/14/chartex" xmlns:mc="http://schemas.openxmlformats.org/markup-compatibility/2006" xmlns:aink="http://schemas.microsoft.com/office/drawing/2016/ink" xmlns:am3d="http://schemas.microsoft.com/office/drawing/2017/model3d" xmlns:o="urn:schemas-microsoft-com:office:office" xmlns:r="http://schemas.openxmlformats.org/officeDocument/2006/relationships" xmlns:m="http://schemas.openxmlformats.org/officeDocument/2006/math" xmlns:v="urn:schemas-microsoft-com:vml" xmlns:wp14="http://schemas.microsoft.com/office/word/2010/wordprocessingDrawing" xmlns:wp="http://schemas.openxmlformats.org/drawingml/2006/wordprocessingDrawing" xmlns:w10="urn:schemas-microsoft-com:office:word" xmlns:w="http://schemas.openxmlformats.org/wordprocessingml/2006/main" xmlns:w14="http://schemas.microsoft.com/office/word/2010/wordml" xmlns:w15="http://schemas.microsoft.com/office/word/2012/wordml" xmlns:w16cid="http://schemas.microsoft.com/office/word/2016/wordml/cid" xmlns:w16se="http://schemas.microsoft.com/office/word/2015/wordml/symex" xmlns:wpg="http://schemas.microsoft.com/office/word/2010/wordprocessingGroup" xmlns:wpi="http://schemas.microsoft.com/office/word/2010/wordprocessingInk" xmlns:wne="http://schemas.microsoft.com/office/word/2006/wordml" xmlns:wps="http://schemas.microsoft.com/office/word/2010/wordprocessingShape" mc:Ignorable="w14 w15 w16se w16cid wp14">
+<w15:people xmlns:wpc="http://schemas.microsoft.com/office/word/2010/wordprocessingCanvas" xmlns:cx="http://schemas.microsoft.com/office/drawing/2014/chartex" xmlns:cx1="http://schemas.microsoft.com/office/drawing/2015/9/8/chartex" xmlns:cx2="http://schemas.microsoft.com/office/drawing/2015/10/21/chartex" xmlns:cx3="http://schemas.microsoft.com/office/drawing/2016/5/9/chartex" xmlns:cx4="http://schemas.microsoft.com/office/drawing/2016/5/10/chartex" xmlns:cx5="http://schemas.microsoft.com/office/drawing/2016/5/11/chartex" xmlns:cx6="http://schemas.microsoft.com/office/drawing/2016/5/12/chartex" xmlns:cx7="http://schemas.microsoft.com/office/drawing/2016/5/13/chartex" xmlns:cx8="http://schemas.microsoft.com/office/drawing/2016/5/14/chartex" xmlns:mc="http://schemas.openxmlformats.org/markup-compatibility/2006" xmlns:aink="http://schemas.microsoft.com/office/drawing/2016/ink" xmlns:am3d="http://schemas.microsoft.com/office/drawing/2017/model3d" xmlns:o="urn:schemas-microsoft-com:office:office" xmlns:oel="http://schemas.microsoft.com/office/2019/extlst" xmlns:r="http://schemas.openxmlformats.org/officeDocument/2006/relationships" xmlns:m="http://schemas.openxmlformats.org/officeDocument/2006/math" xmlns:v="urn:schemas-microsoft-com:vml" xmlns:wp14="http://schemas.microsoft.com/office/word/2010/wordprocessingDrawing" xmlns:wp="http://schemas.openxmlformats.org/drawingml/2006/wordprocessingDrawing" xmlns:w10="urn:schemas-microsoft-com:office:word" xmlns:w="http://schemas.openxmlformats.org/wordprocessingml/2006/main" xmlns:w14="http://schemas.microsoft.com/office/word/2010/wordml" xmlns:w15="http://schemas.microsoft.com/office/word/2012/wordml" xmlns:w16cei="http://schemas.microsoft.com/office/word/2026/wordml/cei" xmlns:w16cex="http://schemas.microsoft.com/office/word/2018/wordml/cex" xmlns:w16cid="http://schemas.microsoft.com/office/word/2016/wordml/cid" xmlns:w16="http://schemas.microsoft.com/office/word/2018/wordml" xmlns:w16du="http://schemas.microsoft.com/office/word/2023/wordml/word16du" xmlns:w16sdtdh="http://schemas.microsoft.com/office/word/2020/wordml/sdtdatahash" xmlns:w16sdtfl="http://schemas.microsoft.com/office/word/2024/wordml/sdtformatlock" xmlns:w16se="http://schemas.microsoft.com/office/word/2015/wordml/symex" xmlns:wpg="http://schemas.microsoft.com/office/word/2010/wordprocessingGroup" xmlns:wpi="http://schemas.microsoft.com/office/word/2010/wordprocessingInk" xmlns:wne="http://schemas.microsoft.com/office/word/2006/wordml" xmlns:wps="http://schemas.microsoft.com/office/word/2010/wordprocessingShape" mc:Ignorable="w14 w15 w16se w16cid w16 w16cex w16sdtdh w16sdtfl w16du wp14">
   <w15:person w15:author="Prof">
     <w15:presenceInfo w15:providerId="None" w15:userId="Prof"/>
   </w15:person>
@@ -12059,7 +12117,7 @@
 </file>
 
 <file path=word/styles.xml><?xml version="1.0" encoding="utf-8"?>
-<w:styles xmlns:mc="http://schemas.openxmlformats.org/markup-compatibility/2006" xmlns:r="http://schemas.openxmlformats.org/officeDocument/2006/relationships" xmlns:w="http://schemas.openxmlformats.org/wordprocessingml/2006/main" xmlns:w14="http://schemas.microsoft.com/office/word/2010/wordml" xmlns:w15="http://schemas.microsoft.com/office/word/2012/wordml" xmlns:w16cid="http://schemas.microsoft.com/office/word/2016/wordml/cid" xmlns:w16se="http://schemas.microsoft.com/office/word/2015/wordml/symex" mc:Ignorable="w14 w15 w16se w16cid">
+<w:styles xmlns:mc="http://schemas.openxmlformats.org/markup-compatibility/2006" xmlns:r="http://schemas.openxmlformats.org/officeDocument/2006/relationships" xmlns:w="http://schemas.openxmlformats.org/wordprocessingml/2006/main" xmlns:w14="http://schemas.microsoft.com/office/word/2010/wordml" xmlns:w15="http://schemas.microsoft.com/office/word/2012/wordml" xmlns:w16cex="http://schemas.microsoft.com/office/word/2018/wordml/cex" xmlns:w16cid="http://schemas.microsoft.com/office/word/2016/wordml/cid" xmlns:w16="http://schemas.microsoft.com/office/word/2018/wordml" xmlns:w16du="http://schemas.microsoft.com/office/word/2023/wordml/word16du" xmlns:w16sdtdh="http://schemas.microsoft.com/office/word/2020/wordml/sdtdatahash" xmlns:w16sdtfl="http://schemas.microsoft.com/office/word/2024/wordml/sdtformatlock" xmlns:w16se="http://schemas.microsoft.com/office/word/2015/wordml/symex" mc:Ignorable="w14 w15 w16se w16cid w16 w16cex w16sdtdh w16sdtfl w16du">
   <w:docDefaults>
     <w:rPrDefault>
       <w:rPr>
@@ -12075,7 +12133,7 @@
       </w:pPr>
     </w:pPrDefault>
   </w:docDefaults>
-  <w:latentStyles w:defLockedState="0" w:defUIPriority="99" w:defSemiHidden="0" w:defUnhideWhenUsed="0" w:defQFormat="0" w:count="375">
+  <w:latentStyles w:defLockedState="0" w:defUIPriority="99" w:defSemiHidden="0" w:defUnhideWhenUsed="0" w:defQFormat="0" w:count="376">
     <w:lsdException w:name="Normal" w:uiPriority="0" w:qFormat="1"/>
     <w:lsdException w:name="heading 1" w:uiPriority="9" w:qFormat="1"/>
     <w:lsdException w:name="heading 2" w:semiHidden="1" w:uiPriority="9" w:unhideWhenUsed="1" w:qFormat="1"/>
@@ -12451,6 +12509,7 @@
     <w:lsdException w:name="Smart Hyperlink" w:semiHidden="1" w:unhideWhenUsed="1"/>
     <w:lsdException w:name="Hashtag" w:semiHidden="1" w:unhideWhenUsed="1"/>
     <w:lsdException w:name="Unresolved Mention" w:semiHidden="1" w:unhideWhenUsed="1"/>
+    <w:lsdException w:name="Smart Link" w:semiHidden="1" w:unhideWhenUsed="1"/>
   </w:latentStyles>
   <w:style w:type="paragraph" w:default="1" w:styleId="Normal">
     <w:name w:val="Normal"/>
